--- a/notes_d/Exponential/Exponential Applications Day 1.docx
+++ b/notes_d/Exponential/Exponential Applications Day 1.docx
@@ -69,6 +69,7 @@
       <w:r>
         <w:rPr>
           <w:rFonts w:ascii="Times New Roman" w:eastAsiaTheme="minorEastAsia" w:hAnsi="Times New Roman" w:cs="Times New Roman"/>
+          <w:noProof/>
         </w:rPr>
         <w:drawing>
           <wp:inline distT="0" distB="0" distL="0" distR="0" wp14:anchorId="68CBF715" wp14:editId="14E6D098">
@@ -144,6 +145,7 @@
       <w:r>
         <w:rPr>
           <w:rFonts w:ascii="Times New Roman" w:hAnsi="Times New Roman" w:cs="Times New Roman"/>
+          <w:noProof/>
         </w:rPr>
         <w:drawing>
           <wp:inline distT="0" distB="0" distL="0" distR="0" wp14:anchorId="4E1C7F23" wp14:editId="5E76DF6A">
@@ -188,6 +190,13 @@
           <w:rFonts w:ascii="Times New Roman" w:hAnsi="Times New Roman" w:cs="Times New Roman"/>
         </w:rPr>
       </w:pPr>
+    </w:p>
+    <w:p>
+      <w:pPr>
+        <w:rPr>
+          <w:rFonts w:ascii="Times New Roman" w:hAnsi="Times New Roman" w:cs="Times New Roman"/>
+        </w:rPr>
+      </w:pPr>
       <w:r>
         <w:rPr>
           <w:rFonts w:ascii="Times New Roman" w:hAnsi="Times New Roman" w:cs="Times New Roman"/>
@@ -284,30 +293,8 @@
         <w:rPr>
           <w:rFonts w:ascii="Times New Roman" w:hAnsi="Times New Roman" w:cs="Times New Roman"/>
         </w:rPr>
-        <w:lastRenderedPageBreak/>
         <w:t xml:space="preserve">Graph the equation </w:t>
       </w:r>
-    </w:p>
-    <w:p>
-      <w:pPr>
-        <w:rPr>
-          <w:rFonts w:ascii="Times New Roman" w:hAnsi="Times New Roman" w:cs="Times New Roman"/>
-        </w:rPr>
-      </w:pPr>
-    </w:p>
-    <w:p>
-      <w:pPr>
-        <w:rPr>
-          <w:rFonts w:ascii="Times New Roman" w:hAnsi="Times New Roman" w:cs="Times New Roman"/>
-        </w:rPr>
-      </w:pPr>
-    </w:p>
-    <w:p>
-      <w:pPr>
-        <w:rPr>
-          <w:rFonts w:ascii="Times New Roman" w:hAnsi="Times New Roman" w:cs="Times New Roman"/>
-        </w:rPr>
-      </w:pPr>
     </w:p>
     <w:p>
       <w:pPr>
@@ -548,6 +535,13 @@
       <w:pPr>
         <w:rPr>
           <w:rFonts w:ascii="Times New Roman" w:hAnsi="Times New Roman" w:cs="Times New Roman"/>
+        </w:rPr>
+      </w:pPr>
+    </w:p>
+    <w:p>
+      <w:pPr>
+        <w:rPr>
+          <w:rFonts w:ascii="Times New Roman" w:hAnsi="Times New Roman" w:cs="Times New Roman"/>
           <w:b/>
           <w:bCs/>
         </w:rPr>
@@ -823,7 +817,7 @@
         <w:rPr>
           <w:rFonts w:ascii="Times New Roman" w:hAnsi="Times New Roman" w:cs="Times New Roman"/>
         </w:rPr>
-        <w:t xml:space="preserve">When will the machinery be worth $5,000? </w:t>
+        <w:t>When will the machinery be worth $5,000?</w:t>
       </w:r>
     </w:p>
     <w:p>
@@ -1044,89 +1038,109 @@
     </w:p>
     <w:p>
       <w:pPr>
-        <w:jc w:val="center"/>
-        <w:rPr>
-          <w:rFonts w:ascii="Times New Roman" w:hAnsi="Times New Roman" w:cs="Times New Roman"/>
-        </w:rPr>
-      </w:pPr>
-    </w:p>
-    <w:p>
-      <w:pPr>
-        <w:jc w:val="center"/>
-        <w:rPr>
-          <w:rFonts w:ascii="Times New Roman" w:hAnsi="Times New Roman" w:cs="Times New Roman"/>
-        </w:rPr>
-      </w:pPr>
-    </w:p>
-    <w:p>
-      <w:pPr>
-        <w:jc w:val="center"/>
-        <w:rPr>
-          <w:rFonts w:ascii="Times New Roman" w:hAnsi="Times New Roman" w:cs="Times New Roman"/>
-        </w:rPr>
-      </w:pPr>
-    </w:p>
-    <w:p>
-      <w:pPr>
-        <w:jc w:val="center"/>
-        <w:rPr>
-          <w:rFonts w:ascii="Times New Roman" w:hAnsi="Times New Roman" w:cs="Times New Roman"/>
-        </w:rPr>
-      </w:pPr>
-    </w:p>
-    <w:p>
-      <w:pPr>
-        <w:jc w:val="center"/>
-        <w:rPr>
-          <w:rFonts w:ascii="Times New Roman" w:hAnsi="Times New Roman" w:cs="Times New Roman"/>
-        </w:rPr>
-      </w:pPr>
-    </w:p>
-    <w:p>
-      <w:pPr>
-        <w:jc w:val="center"/>
-        <w:rPr>
-          <w:rFonts w:ascii="Times New Roman" w:hAnsi="Times New Roman" w:cs="Times New Roman"/>
-        </w:rPr>
-      </w:pPr>
-    </w:p>
-    <w:p>
-      <w:pPr>
-        <w:jc w:val="center"/>
-        <w:rPr>
-          <w:rFonts w:ascii="Times New Roman" w:hAnsi="Times New Roman" w:cs="Times New Roman"/>
-        </w:rPr>
-      </w:pPr>
-    </w:p>
-    <w:p>
-      <w:pPr>
-        <w:jc w:val="center"/>
-        <w:rPr>
-          <w:rFonts w:ascii="Times New Roman" w:hAnsi="Times New Roman" w:cs="Times New Roman"/>
-        </w:rPr>
-      </w:pPr>
-    </w:p>
-    <w:p>
-      <w:pPr>
-        <w:jc w:val="center"/>
-        <w:rPr>
-          <w:rFonts w:ascii="Times New Roman" w:hAnsi="Times New Roman" w:cs="Times New Roman"/>
-        </w:rPr>
-      </w:pPr>
-    </w:p>
-    <w:p>
-      <w:pPr>
-        <w:jc w:val="center"/>
-        <w:rPr>
-          <w:rFonts w:ascii="Times New Roman" w:hAnsi="Times New Roman" w:cs="Times New Roman"/>
-        </w:rPr>
-      </w:pPr>
-    </w:p>
-    <w:p>
-      <w:pPr>
-        <w:jc w:val="center"/>
-        <w:rPr>
-          <w:rFonts w:ascii="Times New Roman" w:hAnsi="Times New Roman" w:cs="Times New Roman"/>
+        <w:rPr>
+          <w:rFonts w:ascii="Times New Roman" w:hAnsi="Times New Roman" w:cs="Times New Roman"/>
+          <w:b/>
+          <w:bCs/>
+        </w:rPr>
+      </w:pPr>
+    </w:p>
+    <w:p>
+      <w:pPr>
+        <w:rPr>
+          <w:rFonts w:ascii="Times New Roman" w:hAnsi="Times New Roman" w:cs="Times New Roman"/>
+          <w:b/>
+          <w:bCs/>
+        </w:rPr>
+      </w:pPr>
+    </w:p>
+    <w:p>
+      <w:pPr>
+        <w:rPr>
+          <w:rFonts w:ascii="Times New Roman" w:hAnsi="Times New Roman" w:cs="Times New Roman"/>
+          <w:b/>
+          <w:bCs/>
+        </w:rPr>
+      </w:pPr>
+    </w:p>
+    <w:p>
+      <w:pPr>
+        <w:rPr>
+          <w:rFonts w:ascii="Times New Roman" w:hAnsi="Times New Roman" w:cs="Times New Roman"/>
+          <w:b/>
+          <w:bCs/>
+        </w:rPr>
+      </w:pPr>
+    </w:p>
+    <w:p>
+      <w:pPr>
+        <w:rPr>
+          <w:rFonts w:ascii="Times New Roman" w:hAnsi="Times New Roman" w:cs="Times New Roman"/>
+          <w:b/>
+          <w:bCs/>
+        </w:rPr>
+      </w:pPr>
+    </w:p>
+    <w:p>
+      <w:pPr>
+        <w:rPr>
+          <w:rFonts w:ascii="Times New Roman" w:hAnsi="Times New Roman" w:cs="Times New Roman"/>
+          <w:b/>
+          <w:bCs/>
+        </w:rPr>
+      </w:pPr>
+    </w:p>
+    <w:p>
+      <w:pPr>
+        <w:rPr>
+          <w:rFonts w:ascii="Times New Roman" w:hAnsi="Times New Roman" w:cs="Times New Roman"/>
+          <w:b/>
+          <w:bCs/>
+        </w:rPr>
+      </w:pPr>
+    </w:p>
+    <w:p>
+      <w:pPr>
+        <w:rPr>
+          <w:rFonts w:ascii="Times New Roman" w:hAnsi="Times New Roman" w:cs="Times New Roman"/>
+          <w:b/>
+          <w:bCs/>
+        </w:rPr>
+      </w:pPr>
+    </w:p>
+    <w:p>
+      <w:pPr>
+        <w:rPr>
+          <w:rFonts w:ascii="Times New Roman" w:hAnsi="Times New Roman" w:cs="Times New Roman"/>
+          <w:b/>
+          <w:bCs/>
+        </w:rPr>
+      </w:pPr>
+    </w:p>
+    <w:p>
+      <w:pPr>
+        <w:rPr>
+          <w:rFonts w:ascii="Times New Roman" w:hAnsi="Times New Roman" w:cs="Times New Roman"/>
+          <w:b/>
+          <w:bCs/>
+        </w:rPr>
+      </w:pPr>
+    </w:p>
+    <w:p>
+      <w:pPr>
+        <w:rPr>
+          <w:rFonts w:ascii="Times New Roman" w:hAnsi="Times New Roman" w:cs="Times New Roman"/>
+          <w:b/>
+          <w:bCs/>
+        </w:rPr>
+      </w:pPr>
+    </w:p>
+    <w:p>
+      <w:pPr>
+        <w:rPr>
+          <w:rFonts w:ascii="Times New Roman" w:hAnsi="Times New Roman" w:cs="Times New Roman"/>
+          <w:b/>
+          <w:bCs/>
         </w:rPr>
       </w:pPr>
     </w:p>
@@ -1150,46 +1164,67 @@
           <w:bCs/>
         </w:rPr>
         <w:lastRenderedPageBreak/>
-        <w:t>Continuous e</w:t>
-      </w:r>
-      <w:r>
-        <w:rPr>
-          <w:rFonts w:ascii="Times New Roman" w:hAnsi="Times New Roman" w:cs="Times New Roman"/>
-          <w:b/>
-          <w:bCs/>
-        </w:rPr>
-        <w:t xml:space="preserve">xponential growth and decay </w:t>
-      </w:r>
-    </w:p>
-    <w:p>
-      <w:pPr>
-        <w:rPr>
-          <w:rFonts w:ascii="Times New Roman" w:hAnsi="Times New Roman" w:cs="Times New Roman"/>
-        </w:rPr>
-      </w:pPr>
-    </w:p>
-    <w:p>
-      <w:pPr>
-        <w:rPr>
-          <w:rFonts w:ascii="Times New Roman" w:eastAsiaTheme="minorEastAsia" w:hAnsi="Times New Roman" w:cs="Times New Roman"/>
-        </w:rPr>
-      </w:pPr>
-    </w:p>
-    <w:p>
-      <w:pPr>
-        <w:rPr>
-          <w:rFonts w:ascii="Times New Roman" w:eastAsiaTheme="minorEastAsia" w:hAnsi="Times New Roman" w:cs="Times New Roman"/>
-        </w:rPr>
-      </w:pPr>
-      <w:r>
-        <w:rPr>
-          <w:rFonts w:ascii="Times New Roman" w:eastAsiaTheme="minorEastAsia" w:hAnsi="Times New Roman" w:cs="Times New Roman"/>
+        <w:t>Interest</w:t>
+      </w:r>
+    </w:p>
+    <w:p>
+      <w:pPr>
+        <w:rPr>
+          <w:rFonts w:ascii="Times New Roman" w:hAnsi="Times New Roman" w:cs="Times New Roman"/>
+        </w:rPr>
+      </w:pPr>
+    </w:p>
+    <w:p>
+      <w:pPr>
+        <w:rPr>
+          <w:rFonts w:ascii="Times New Roman" w:hAnsi="Times New Roman" w:cs="Times New Roman"/>
+        </w:rPr>
+      </w:pPr>
+    </w:p>
+    <w:p>
+      <w:pPr>
+        <w:pStyle w:val="ListParagraph"/>
+        <w:numPr>
+          <w:ilvl w:val="0"/>
+          <w:numId w:val="14"/>
+        </w:numPr>
+        <w:rPr>
+          <w:rFonts w:ascii="Times New Roman" w:hAnsi="Times New Roman" w:cs="Times New Roman"/>
+          <w:b/>
+          <w:bCs/>
+        </w:rPr>
+      </w:pPr>
+      <w:r>
+        <w:rPr>
+          <w:rFonts w:ascii="Times New Roman" w:hAnsi="Times New Roman" w:cs="Times New Roman"/>
+          <w:b/>
+          <w:bCs/>
+        </w:rPr>
+        <w:t xml:space="preserve">Compound Interest </w:t>
+      </w:r>
+    </w:p>
+    <w:p>
+      <w:pPr>
+        <w:rPr>
+          <w:rFonts w:ascii="Times New Roman" w:hAnsi="Times New Roman" w:cs="Times New Roman"/>
+        </w:rPr>
+      </w:pPr>
+    </w:p>
+    <w:p>
+      <w:pPr>
+        <w:rPr>
+          <w:rFonts w:ascii="Times New Roman" w:hAnsi="Times New Roman" w:cs="Times New Roman"/>
+        </w:rPr>
+      </w:pPr>
+      <w:r>
+        <w:rPr>
+          <w:rFonts w:ascii="Times New Roman" w:hAnsi="Times New Roman" w:cs="Times New Roman"/>
         </w:rPr>
         <w:drawing>
-          <wp:inline distT="0" distB="0" distL="0" distR="0" wp14:anchorId="1333736E" wp14:editId="3FAE15AC">
-            <wp:extent cx="6309360" cy="5383530"/>
-            <wp:effectExtent l="0" t="0" r="0" b="7620"/>
-            <wp:docPr id="1244261602" name="Picture 1"/>
+          <wp:inline distT="0" distB="0" distL="0" distR="0" wp14:anchorId="20F825EF" wp14:editId="77DA1DD1">
+            <wp:extent cx="6309360" cy="3368675"/>
+            <wp:effectExtent l="0" t="0" r="0" b="3175"/>
+            <wp:docPr id="1173285097" name="Picture 1"/>
             <wp:cNvGraphicFramePr>
               <a:graphicFrameLocks xmlns:a="http://schemas.openxmlformats.org/drawingml/2006/main" noChangeAspect="1"/>
             </wp:cNvGraphicFramePr>
@@ -1197,7 +1232,7 @@
               <a:graphicData uri="http://schemas.openxmlformats.org/drawingml/2006/picture">
                 <pic:pic xmlns:pic="http://schemas.openxmlformats.org/drawingml/2006/picture">
                   <pic:nvPicPr>
-                    <pic:cNvPr id="1244261602" name=""/>
+                    <pic:cNvPr id="1173285097" name=""/>
                     <pic:cNvPicPr/>
                   </pic:nvPicPr>
                   <pic:blipFill>
@@ -1209,7 +1244,7 @@
                   <pic:spPr>
                     <a:xfrm>
                       <a:off x="0" y="0"/>
-                      <a:ext cx="6309360" cy="5383530"/>
+                      <a:ext cx="6309360" cy="3368675"/>
                     </a:xfrm>
                     <a:prstGeom prst="rect">
                       <a:avLst/>
@@ -1225,32 +1260,972 @@
     <w:p>
       <w:pPr>
         <w:rPr>
-          <w:rFonts w:ascii="Times New Roman" w:eastAsiaTheme="minorEastAsia" w:hAnsi="Times New Roman" w:cs="Times New Roman"/>
-        </w:rPr>
-      </w:pPr>
-    </w:p>
-    <w:p>
-      <w:pPr>
-        <w:rPr>
-          <w:rFonts w:ascii="Times New Roman" w:hAnsi="Times New Roman" w:cs="Times New Roman"/>
-        </w:rPr>
-      </w:pPr>
-    </w:p>
-    <w:p>
-      <w:pPr>
-        <w:rPr>
-          <w:rFonts w:ascii="Times New Roman" w:hAnsi="Times New Roman" w:cs="Times New Roman"/>
-        </w:rPr>
-      </w:pPr>
-      <w:r>
-        <w:rPr>
-          <w:rFonts w:ascii="Times New Roman" w:hAnsi="Times New Roman" w:cs="Times New Roman"/>
+          <w:rFonts w:ascii="Times New Roman" w:hAnsi="Times New Roman" w:cs="Times New Roman"/>
+        </w:rPr>
+      </w:pPr>
+    </w:p>
+    <w:p>
+      <w:pPr>
+        <w:rPr>
+          <w:rFonts w:ascii="Times New Roman" w:hAnsi="Times New Roman" w:cs="Times New Roman"/>
+        </w:rPr>
+      </w:pPr>
+      <w:r>
+        <w:rPr>
+          <w:rFonts w:ascii="Times New Roman" w:hAnsi="Times New Roman" w:cs="Times New Roman"/>
+          <w:b/>
+          <w:bCs/>
+        </w:rPr>
+        <w:t xml:space="preserve">Example </w:t>
+      </w:r>
+      <w:r>
+        <w:rPr>
+          <w:rFonts w:ascii="Times New Roman" w:hAnsi="Times New Roman" w:cs="Times New Roman"/>
+          <w:b/>
+          <w:bCs/>
+        </w:rPr>
+        <w:t>5</w:t>
+      </w:r>
+      <w:r>
+        <w:rPr>
+          <w:rFonts w:ascii="Times New Roman" w:hAnsi="Times New Roman" w:cs="Times New Roman"/>
+          <w:b/>
+          <w:bCs/>
+        </w:rPr>
+        <w:t xml:space="preserve">: </w:t>
+      </w:r>
+      <w:r>
+        <w:rPr>
+          <w:rFonts w:ascii="Times New Roman" w:hAnsi="Times New Roman" w:cs="Times New Roman"/>
+        </w:rPr>
+        <w:t>You place $5,000 in a certificate of deposit (CD) with a 3% interest rate for 18 months. Find the value of the CD at the different compounding periods</w:t>
+      </w:r>
+      <w:r>
+        <w:rPr>
+          <w:rFonts w:ascii="Times New Roman" w:hAnsi="Times New Roman" w:cs="Times New Roman"/>
+        </w:rPr>
+        <w:t xml:space="preserve">. Then find the interest earned. </w:t>
+      </w:r>
+      <w:r>
+        <w:rPr>
+          <w:rFonts w:ascii="Times New Roman" w:hAnsi="Times New Roman" w:cs="Times New Roman"/>
+        </w:rPr>
+        <w:br/>
+      </w:r>
+    </w:p>
+    <w:p>
+      <w:pPr>
+        <w:pStyle w:val="ListParagraph"/>
+        <w:numPr>
+          <w:ilvl w:val="0"/>
+          <w:numId w:val="5"/>
+        </w:numPr>
+        <w:rPr>
+          <w:rFonts w:ascii="Times New Roman" w:hAnsi="Times New Roman" w:cs="Times New Roman"/>
+        </w:rPr>
+      </w:pPr>
+      <w:r>
+        <w:rPr>
+          <w:rFonts w:ascii="Times New Roman" w:hAnsi="Times New Roman" w:cs="Times New Roman"/>
+        </w:rPr>
+        <w:t>Annually</w:t>
+      </w:r>
+    </w:p>
+    <w:p>
+      <w:pPr>
+        <w:rPr>
+          <w:rFonts w:ascii="Times New Roman" w:hAnsi="Times New Roman" w:cs="Times New Roman"/>
+        </w:rPr>
+      </w:pPr>
+    </w:p>
+    <w:p>
+      <w:pPr>
+        <w:rPr>
+          <w:rFonts w:ascii="Times New Roman" w:hAnsi="Times New Roman" w:cs="Times New Roman"/>
+        </w:rPr>
+      </w:pPr>
+    </w:p>
+    <w:p>
+      <w:pPr>
+        <w:rPr>
+          <w:rFonts w:ascii="Times New Roman" w:hAnsi="Times New Roman" w:cs="Times New Roman"/>
+        </w:rPr>
+      </w:pPr>
+    </w:p>
+    <w:p>
+      <w:pPr>
+        <w:rPr>
+          <w:rFonts w:ascii="Times New Roman" w:hAnsi="Times New Roman" w:cs="Times New Roman"/>
+        </w:rPr>
+      </w:pPr>
+    </w:p>
+    <w:p>
+      <w:pPr>
+        <w:pStyle w:val="ListParagraph"/>
+        <w:numPr>
+          <w:ilvl w:val="0"/>
+          <w:numId w:val="5"/>
+        </w:numPr>
+        <w:rPr>
+          <w:rFonts w:ascii="Times New Roman" w:hAnsi="Times New Roman" w:cs="Times New Roman"/>
+        </w:rPr>
+      </w:pPr>
+      <w:r>
+        <w:rPr>
+          <w:rFonts w:ascii="Times New Roman" w:hAnsi="Times New Roman" w:cs="Times New Roman"/>
+        </w:rPr>
+        <w:t>Semiannually</w:t>
+      </w:r>
+    </w:p>
+    <w:p>
+      <w:pPr>
+        <w:rPr>
+          <w:rFonts w:ascii="Times New Roman" w:hAnsi="Times New Roman" w:cs="Times New Roman"/>
+        </w:rPr>
+      </w:pPr>
+    </w:p>
+    <w:p>
+      <w:pPr>
+        <w:rPr>
+          <w:rFonts w:ascii="Times New Roman" w:hAnsi="Times New Roman" w:cs="Times New Roman"/>
+        </w:rPr>
+      </w:pPr>
+    </w:p>
+    <w:p>
+      <w:pPr>
+        <w:rPr>
+          <w:rFonts w:ascii="Times New Roman" w:hAnsi="Times New Roman" w:cs="Times New Roman"/>
+        </w:rPr>
+      </w:pPr>
+    </w:p>
+    <w:p>
+      <w:pPr>
+        <w:rPr>
+          <w:rFonts w:ascii="Times New Roman" w:hAnsi="Times New Roman" w:cs="Times New Roman"/>
+        </w:rPr>
+      </w:pPr>
+    </w:p>
+    <w:p>
+      <w:pPr>
+        <w:pStyle w:val="ListParagraph"/>
+        <w:numPr>
+          <w:ilvl w:val="0"/>
+          <w:numId w:val="5"/>
+        </w:numPr>
+        <w:rPr>
+          <w:rFonts w:ascii="Times New Roman" w:hAnsi="Times New Roman" w:cs="Times New Roman"/>
+        </w:rPr>
+      </w:pPr>
+      <w:r>
+        <w:rPr>
+          <w:rFonts w:ascii="Times New Roman" w:hAnsi="Times New Roman" w:cs="Times New Roman"/>
+        </w:rPr>
+        <w:t>Quarterly</w:t>
+      </w:r>
+    </w:p>
+    <w:p>
+      <w:pPr>
+        <w:rPr>
+          <w:rFonts w:ascii="Times New Roman" w:hAnsi="Times New Roman" w:cs="Times New Roman"/>
+        </w:rPr>
+      </w:pPr>
+    </w:p>
+    <w:p>
+      <w:pPr>
+        <w:rPr>
+          <w:rFonts w:ascii="Times New Roman" w:hAnsi="Times New Roman" w:cs="Times New Roman"/>
+        </w:rPr>
+      </w:pPr>
+    </w:p>
+    <w:p>
+      <w:pPr>
+        <w:rPr>
+          <w:rFonts w:ascii="Times New Roman" w:hAnsi="Times New Roman" w:cs="Times New Roman"/>
+        </w:rPr>
+      </w:pPr>
+    </w:p>
+    <w:p>
+      <w:pPr>
+        <w:rPr>
+          <w:rFonts w:ascii="Times New Roman" w:hAnsi="Times New Roman" w:cs="Times New Roman"/>
+        </w:rPr>
+      </w:pPr>
+    </w:p>
+    <w:p>
+      <w:pPr>
+        <w:pStyle w:val="ListParagraph"/>
+        <w:numPr>
+          <w:ilvl w:val="0"/>
+          <w:numId w:val="5"/>
+        </w:numPr>
+        <w:rPr>
+          <w:rFonts w:ascii="Times New Roman" w:hAnsi="Times New Roman" w:cs="Times New Roman"/>
+        </w:rPr>
+      </w:pPr>
+      <w:r>
+        <w:rPr>
+          <w:rFonts w:ascii="Times New Roman" w:hAnsi="Times New Roman" w:cs="Times New Roman"/>
+        </w:rPr>
+        <w:t>Monthly</w:t>
+      </w:r>
+    </w:p>
+    <w:p>
+      <w:pPr>
+        <w:rPr>
+          <w:rFonts w:ascii="Times New Roman" w:hAnsi="Times New Roman" w:cs="Times New Roman"/>
+        </w:rPr>
+      </w:pPr>
+    </w:p>
+    <w:p>
+      <w:pPr>
+        <w:rPr>
+          <w:rFonts w:ascii="Times New Roman" w:hAnsi="Times New Roman" w:cs="Times New Roman"/>
+        </w:rPr>
+      </w:pPr>
+    </w:p>
+    <w:p>
+      <w:pPr>
+        <w:rPr>
+          <w:rFonts w:ascii="Times New Roman" w:hAnsi="Times New Roman" w:cs="Times New Roman"/>
+        </w:rPr>
+      </w:pPr>
+    </w:p>
+    <w:p>
+      <w:pPr>
+        <w:rPr>
+          <w:rFonts w:ascii="Times New Roman" w:hAnsi="Times New Roman" w:cs="Times New Roman"/>
+        </w:rPr>
+      </w:pPr>
+    </w:p>
+    <w:p>
+      <w:pPr>
+        <w:pStyle w:val="ListParagraph"/>
+        <w:numPr>
+          <w:ilvl w:val="0"/>
+          <w:numId w:val="5"/>
+        </w:numPr>
+        <w:rPr>
+          <w:rFonts w:ascii="Times New Roman" w:hAnsi="Times New Roman" w:cs="Times New Roman"/>
+        </w:rPr>
+      </w:pPr>
+      <w:r>
+        <w:rPr>
+          <w:rFonts w:ascii="Times New Roman" w:hAnsi="Times New Roman" w:cs="Times New Roman"/>
+        </w:rPr>
+        <w:lastRenderedPageBreak/>
+        <w:t xml:space="preserve">Weekly </w:t>
+      </w:r>
+    </w:p>
+    <w:p>
+      <w:pPr>
+        <w:rPr>
+          <w:rFonts w:ascii="Times New Roman" w:hAnsi="Times New Roman" w:cs="Times New Roman"/>
+        </w:rPr>
+      </w:pPr>
+    </w:p>
+    <w:p>
+      <w:pPr>
+        <w:rPr>
+          <w:rFonts w:ascii="Times New Roman" w:hAnsi="Times New Roman" w:cs="Times New Roman"/>
+        </w:rPr>
+      </w:pPr>
+    </w:p>
+    <w:p>
+      <w:pPr>
+        <w:rPr>
+          <w:rFonts w:ascii="Times New Roman" w:hAnsi="Times New Roman" w:cs="Times New Roman"/>
+        </w:rPr>
+      </w:pPr>
+    </w:p>
+    <w:p>
+      <w:pPr>
+        <w:rPr>
+          <w:rFonts w:ascii="Times New Roman" w:hAnsi="Times New Roman" w:cs="Times New Roman"/>
+        </w:rPr>
+      </w:pPr>
+    </w:p>
+    <w:p>
+      <w:pPr>
+        <w:pStyle w:val="ListParagraph"/>
+        <w:numPr>
+          <w:ilvl w:val="0"/>
+          <w:numId w:val="5"/>
+        </w:numPr>
+        <w:rPr>
+          <w:rFonts w:ascii="Times New Roman" w:hAnsi="Times New Roman" w:cs="Times New Roman"/>
+        </w:rPr>
+      </w:pPr>
+      <w:r>
+        <w:rPr>
+          <w:rFonts w:ascii="Times New Roman" w:hAnsi="Times New Roman" w:cs="Times New Roman"/>
+        </w:rPr>
+        <w:t xml:space="preserve">Daily </w:t>
+      </w:r>
+    </w:p>
+    <w:p>
+      <w:pPr>
+        <w:rPr>
+          <w:rFonts w:ascii="Times New Roman" w:hAnsi="Times New Roman" w:cs="Times New Roman"/>
+        </w:rPr>
+      </w:pPr>
+    </w:p>
+    <w:p>
+      <w:pPr>
+        <w:rPr>
+          <w:rFonts w:ascii="Times New Roman" w:hAnsi="Times New Roman" w:cs="Times New Roman"/>
+        </w:rPr>
+      </w:pPr>
+    </w:p>
+    <w:p>
+      <w:pPr>
+        <w:rPr>
+          <w:rFonts w:ascii="Times New Roman" w:hAnsi="Times New Roman" w:cs="Times New Roman"/>
+        </w:rPr>
+      </w:pPr>
+    </w:p>
+    <w:p>
+      <w:pPr>
+        <w:rPr>
+          <w:rFonts w:ascii="Times New Roman" w:hAnsi="Times New Roman" w:cs="Times New Roman"/>
+        </w:rPr>
+      </w:pPr>
+    </w:p>
+    <w:p>
+      <w:pPr>
+        <w:rPr>
+          <w:rFonts w:ascii="Times New Roman" w:hAnsi="Times New Roman" w:cs="Times New Roman"/>
+        </w:rPr>
+      </w:pPr>
+    </w:p>
+    <w:p>
+      <w:pPr>
+        <w:rPr>
+          <w:rFonts w:ascii="Times New Roman" w:hAnsi="Times New Roman" w:cs="Times New Roman"/>
+        </w:rPr>
+      </w:pPr>
+    </w:p>
+    <w:p>
+      <w:pPr>
+        <w:rPr>
+          <w:rFonts w:ascii="Times New Roman" w:hAnsi="Times New Roman" w:cs="Times New Roman"/>
+          <w:b/>
+          <w:bCs/>
+        </w:rPr>
+      </w:pPr>
+      <w:r>
+        <w:rPr>
+          <w:rFonts w:ascii="Times New Roman" w:hAnsi="Times New Roman" w:cs="Times New Roman"/>
+          <w:b/>
+          <w:bCs/>
+        </w:rPr>
+        <w:t xml:space="preserve">Example </w:t>
+      </w:r>
+      <w:r>
+        <w:rPr>
+          <w:rFonts w:ascii="Times New Roman" w:hAnsi="Times New Roman" w:cs="Times New Roman"/>
+          <w:b/>
+          <w:bCs/>
+        </w:rPr>
+        <w:t>6</w:t>
+      </w:r>
+      <w:r>
+        <w:rPr>
+          <w:rFonts w:ascii="Times New Roman" w:hAnsi="Times New Roman" w:cs="Times New Roman"/>
+          <w:b/>
+          <w:bCs/>
+        </w:rPr>
+        <w:t xml:space="preserve">: </w:t>
+      </w:r>
+      <w:r>
+        <w:rPr>
+          <w:rFonts w:ascii="Times New Roman" w:hAnsi="Times New Roman" w:cs="Times New Roman"/>
+        </w:rPr>
+        <w:t xml:space="preserve"> </w:t>
+      </w:r>
+      <w:r>
+        <w:rPr>
+          <w:rFonts w:ascii="Times New Roman" w:hAnsi="Times New Roman" w:cs="Times New Roman"/>
+        </w:rPr>
+        <w:t xml:space="preserve">What amount deposited today at </w:t>
+      </w:r>
+      <w:r>
+        <w:rPr>
+          <w:rFonts w:ascii="Times New Roman" w:hAnsi="Times New Roman" w:cs="Times New Roman"/>
+        </w:rPr>
+        <w:t>2.8% compounded monthly will amount to $6000 in 5 years?</w:t>
+      </w:r>
+      <w:r>
+        <w:rPr>
+          <w:rFonts w:ascii="Times New Roman" w:hAnsi="Times New Roman" w:cs="Times New Roman"/>
+          <w:b/>
+          <w:bCs/>
+        </w:rPr>
+        <w:t xml:space="preserve"> </w:t>
+      </w:r>
+    </w:p>
+    <w:p>
+      <w:pPr>
+        <w:rPr>
+          <w:rFonts w:ascii="Times New Roman" w:hAnsi="Times New Roman" w:cs="Times New Roman"/>
+          <w:b/>
+          <w:bCs/>
+        </w:rPr>
+      </w:pPr>
+    </w:p>
+    <w:p>
+      <w:pPr>
+        <w:rPr>
+          <w:rFonts w:ascii="Times New Roman" w:hAnsi="Times New Roman" w:cs="Times New Roman"/>
+          <w:b/>
+          <w:bCs/>
+        </w:rPr>
+      </w:pPr>
+    </w:p>
+    <w:p>
+      <w:pPr>
+        <w:rPr>
+          <w:rFonts w:ascii="Times New Roman" w:hAnsi="Times New Roman" w:cs="Times New Roman"/>
+          <w:b/>
+          <w:bCs/>
+        </w:rPr>
+      </w:pPr>
+    </w:p>
+    <w:p>
+      <w:pPr>
+        <w:rPr>
+          <w:rFonts w:ascii="Times New Roman" w:hAnsi="Times New Roman" w:cs="Times New Roman"/>
+          <w:b/>
+          <w:bCs/>
+        </w:rPr>
+      </w:pPr>
+    </w:p>
+    <w:p>
+      <w:pPr>
+        <w:rPr>
+          <w:rFonts w:ascii="Times New Roman" w:hAnsi="Times New Roman" w:cs="Times New Roman"/>
+          <w:b/>
+          <w:bCs/>
+        </w:rPr>
+      </w:pPr>
+    </w:p>
+    <w:p>
+      <w:pPr>
+        <w:rPr>
+          <w:rFonts w:ascii="Times New Roman" w:hAnsi="Times New Roman" w:cs="Times New Roman"/>
+          <w:b/>
+          <w:bCs/>
+        </w:rPr>
+      </w:pPr>
+    </w:p>
+    <w:p>
+      <w:pPr>
+        <w:rPr>
+          <w:rFonts w:ascii="Times New Roman" w:hAnsi="Times New Roman" w:cs="Times New Roman"/>
+          <w:b/>
+          <w:bCs/>
+        </w:rPr>
+      </w:pPr>
+    </w:p>
+    <w:p>
+      <w:pPr>
+        <w:rPr>
+          <w:rFonts w:ascii="Times New Roman" w:hAnsi="Times New Roman" w:cs="Times New Roman"/>
+          <w:b/>
+          <w:bCs/>
+        </w:rPr>
+      </w:pPr>
+    </w:p>
+    <w:p>
+      <w:pPr>
+        <w:rPr>
+          <w:rFonts w:ascii="Times New Roman" w:hAnsi="Times New Roman" w:cs="Times New Roman"/>
+          <w:b/>
+          <w:bCs/>
+        </w:rPr>
+      </w:pPr>
+    </w:p>
+    <w:p>
+      <w:pPr>
+        <w:rPr>
+          <w:rFonts w:ascii="Times New Roman" w:hAnsi="Times New Roman" w:cs="Times New Roman"/>
+          <w:b/>
+          <w:bCs/>
+        </w:rPr>
+      </w:pPr>
+    </w:p>
+    <w:p>
+      <w:pPr>
+        <w:rPr>
+          <w:rFonts w:ascii="Times New Roman" w:hAnsi="Times New Roman" w:cs="Times New Roman"/>
+          <w:b/>
+          <w:bCs/>
+        </w:rPr>
+      </w:pPr>
+    </w:p>
+    <w:p>
+      <w:pPr>
+        <w:rPr>
+          <w:rFonts w:ascii="Times New Roman" w:hAnsi="Times New Roman" w:cs="Times New Roman"/>
+          <w:b/>
+          <w:bCs/>
+        </w:rPr>
+      </w:pPr>
+    </w:p>
+    <w:p>
+      <w:pPr>
+        <w:rPr>
+          <w:rFonts w:ascii="Times New Roman" w:hAnsi="Times New Roman" w:cs="Times New Roman"/>
+          <w:b/>
+          <w:bCs/>
+        </w:rPr>
+      </w:pPr>
+    </w:p>
+    <w:p>
+      <w:pPr>
+        <w:rPr>
+          <w:rFonts w:ascii="Times New Roman" w:hAnsi="Times New Roman" w:cs="Times New Roman"/>
+          <w:b/>
+          <w:bCs/>
+        </w:rPr>
+      </w:pPr>
+      <w:r>
+        <w:rPr>
+          <w:rFonts w:ascii="Times New Roman" w:hAnsi="Times New Roman" w:cs="Times New Roman"/>
+          <w:b/>
+          <w:bCs/>
+        </w:rPr>
+        <w:t xml:space="preserve">Example </w:t>
+      </w:r>
+      <w:r>
+        <w:rPr>
+          <w:rFonts w:ascii="Times New Roman" w:hAnsi="Times New Roman" w:cs="Times New Roman"/>
+          <w:b/>
+          <w:bCs/>
+        </w:rPr>
+        <w:t>7</w:t>
+      </w:r>
+      <w:r>
+        <w:rPr>
+          <w:rFonts w:ascii="Times New Roman" w:hAnsi="Times New Roman" w:cs="Times New Roman"/>
+          <w:b/>
+          <w:bCs/>
+        </w:rPr>
+        <w:t xml:space="preserve">: </w:t>
+      </w:r>
+      <w:r>
+        <w:rPr>
+          <w:rFonts w:ascii="Times New Roman" w:hAnsi="Times New Roman" w:cs="Times New Roman"/>
+        </w:rPr>
+        <w:t xml:space="preserve">You want to buy your first car upon graduation. You would like to have $4,000 as a down payment. </w:t>
+      </w:r>
+      <w:r>
+        <w:rPr>
+          <w:rFonts w:ascii="Times New Roman" w:hAnsi="Times New Roman" w:cs="Times New Roman"/>
+        </w:rPr>
+        <w:t xml:space="preserve"> </w:t>
+      </w:r>
+      <w:r>
+        <w:rPr>
+          <w:rFonts w:ascii="Times New Roman" w:hAnsi="Times New Roman" w:cs="Times New Roman"/>
+        </w:rPr>
+        <w:t>Find the interest rate, with quarterly compounding, that will allow you to grow $2,500 to $4,000 in four years.</w:t>
+      </w:r>
+      <w:r>
+        <w:rPr>
+          <w:rFonts w:ascii="Times New Roman" w:hAnsi="Times New Roman" w:cs="Times New Roman"/>
+          <w:b/>
+          <w:bCs/>
+        </w:rPr>
+        <w:t xml:space="preserve"> </w:t>
+      </w:r>
+    </w:p>
+    <w:p>
+      <w:pPr>
+        <w:rPr>
+          <w:rFonts w:ascii="Times New Roman" w:hAnsi="Times New Roman" w:cs="Times New Roman"/>
+          <w:b/>
+          <w:bCs/>
+        </w:rPr>
+      </w:pPr>
+    </w:p>
+    <w:p>
+      <w:pPr>
+        <w:rPr>
+          <w:rFonts w:ascii="Times New Roman" w:hAnsi="Times New Roman" w:cs="Times New Roman"/>
+          <w:b/>
+          <w:bCs/>
+        </w:rPr>
+      </w:pPr>
+    </w:p>
+    <w:p>
+      <w:pPr>
+        <w:rPr>
+          <w:rFonts w:ascii="Times New Roman" w:hAnsi="Times New Roman" w:cs="Times New Roman"/>
+          <w:b/>
+          <w:bCs/>
+        </w:rPr>
+      </w:pPr>
+    </w:p>
+    <w:p>
+      <w:pPr>
+        <w:rPr>
+          <w:rFonts w:ascii="Times New Roman" w:hAnsi="Times New Roman" w:cs="Times New Roman"/>
+          <w:b/>
+          <w:bCs/>
+        </w:rPr>
+      </w:pPr>
+    </w:p>
+    <w:p>
+      <w:pPr>
+        <w:rPr>
+          <w:rFonts w:ascii="Times New Roman" w:hAnsi="Times New Roman" w:cs="Times New Roman"/>
+          <w:b/>
+          <w:bCs/>
+        </w:rPr>
+      </w:pPr>
+    </w:p>
+    <w:p>
+      <w:pPr>
+        <w:rPr>
+          <w:rFonts w:ascii="Times New Roman" w:hAnsi="Times New Roman" w:cs="Times New Roman"/>
+          <w:b/>
+          <w:bCs/>
+        </w:rPr>
+      </w:pPr>
+    </w:p>
+    <w:p>
+      <w:pPr>
+        <w:rPr>
+          <w:rFonts w:ascii="Times New Roman" w:hAnsi="Times New Roman" w:cs="Times New Roman"/>
+          <w:b/>
+          <w:bCs/>
+        </w:rPr>
+      </w:pPr>
+    </w:p>
+    <w:p>
+      <w:pPr>
+        <w:rPr>
+          <w:rFonts w:ascii="Times New Roman" w:hAnsi="Times New Roman" w:cs="Times New Roman"/>
+          <w:b/>
+          <w:bCs/>
+        </w:rPr>
+      </w:pPr>
+    </w:p>
+    <w:p>
+      <w:pPr>
+        <w:rPr>
+          <w:rFonts w:ascii="Times New Roman" w:hAnsi="Times New Roman" w:cs="Times New Roman"/>
+          <w:b/>
+          <w:bCs/>
+        </w:rPr>
+      </w:pPr>
+    </w:p>
+    <w:p>
+      <w:pPr>
+        <w:rPr>
+          <w:rFonts w:ascii="Times New Roman" w:hAnsi="Times New Roman" w:cs="Times New Roman"/>
+          <w:b/>
+          <w:bCs/>
+        </w:rPr>
+      </w:pPr>
+    </w:p>
+    <w:p>
+      <w:pPr>
+        <w:rPr>
+          <w:rFonts w:ascii="Times New Roman" w:hAnsi="Times New Roman" w:cs="Times New Roman"/>
+          <w:b/>
+          <w:bCs/>
+        </w:rPr>
+      </w:pPr>
+    </w:p>
+    <w:p>
+      <w:pPr>
+        <w:rPr>
+          <w:rFonts w:ascii="Times New Roman" w:hAnsi="Times New Roman" w:cs="Times New Roman"/>
+          <w:b/>
+          <w:bCs/>
+        </w:rPr>
+      </w:pPr>
+    </w:p>
+    <w:p>
+      <w:pPr>
+        <w:rPr>
+          <w:rFonts w:ascii="Times New Roman" w:hAnsi="Times New Roman" w:cs="Times New Roman"/>
+          <w:b/>
+          <w:bCs/>
+        </w:rPr>
+      </w:pPr>
+    </w:p>
+    <w:p>
+      <w:pPr>
+        <w:rPr>
+          <w:rFonts w:ascii="Times New Roman" w:hAnsi="Times New Roman" w:cs="Times New Roman"/>
+          <w:b/>
+          <w:bCs/>
+        </w:rPr>
+      </w:pPr>
+      <w:r>
+        <w:rPr>
+          <w:rFonts w:ascii="Times New Roman" w:hAnsi="Times New Roman" w:cs="Times New Roman"/>
+          <w:b/>
+          <w:bCs/>
+        </w:rPr>
+        <w:t xml:space="preserve">Example </w:t>
+      </w:r>
+      <w:r>
+        <w:rPr>
+          <w:rFonts w:ascii="Times New Roman" w:hAnsi="Times New Roman" w:cs="Times New Roman"/>
+          <w:b/>
+          <w:bCs/>
+        </w:rPr>
+        <w:t>8</w:t>
+      </w:r>
+      <w:r>
+        <w:rPr>
+          <w:rFonts w:ascii="Times New Roman" w:hAnsi="Times New Roman" w:cs="Times New Roman"/>
+          <w:b/>
+          <w:bCs/>
+        </w:rPr>
+        <w:t xml:space="preserve">: </w:t>
+      </w:r>
+      <w:r>
+        <w:rPr>
+          <w:rFonts w:ascii="Times New Roman" w:hAnsi="Times New Roman" w:cs="Times New Roman"/>
+        </w:rPr>
+        <w:t>You have $2000 from high school graduation. You place it in a high yield savings account with 4.35% interest</w:t>
+      </w:r>
+      <w:r>
+        <w:rPr>
+          <w:rFonts w:ascii="Times New Roman" w:hAnsi="Times New Roman" w:cs="Times New Roman"/>
+        </w:rPr>
+        <w:t xml:space="preserve"> compounded monthly</w:t>
+      </w:r>
+      <w:r>
+        <w:rPr>
+          <w:rFonts w:ascii="Times New Roman" w:hAnsi="Times New Roman" w:cs="Times New Roman"/>
+        </w:rPr>
+        <w:t xml:space="preserve"> and make no additional deposits</w:t>
+      </w:r>
+      <w:r>
+        <w:rPr>
+          <w:rFonts w:ascii="Times New Roman" w:hAnsi="Times New Roman" w:cs="Times New Roman"/>
+        </w:rPr>
+        <w:t xml:space="preserve">. </w:t>
+      </w:r>
+      <w:r>
+        <w:rPr>
+          <w:rFonts w:ascii="Times New Roman" w:hAnsi="Times New Roman" w:cs="Times New Roman"/>
+        </w:rPr>
+        <w:t xml:space="preserve"> </w:t>
+      </w:r>
+      <w:r>
+        <w:rPr>
+          <w:rFonts w:ascii="Times New Roman" w:hAnsi="Times New Roman" w:cs="Times New Roman"/>
+        </w:rPr>
+        <w:t>How long will it take for your money to double?</w:t>
+      </w:r>
+      <w:r>
+        <w:rPr>
+          <w:rFonts w:ascii="Times New Roman" w:hAnsi="Times New Roman" w:cs="Times New Roman"/>
+          <w:b/>
+          <w:bCs/>
+        </w:rPr>
+        <w:t xml:space="preserve"> </w:t>
+      </w:r>
+    </w:p>
+    <w:p>
+      <w:pPr>
+        <w:rPr>
+          <w:rFonts w:ascii="Times New Roman" w:hAnsi="Times New Roman" w:cs="Times New Roman"/>
+          <w:b/>
+          <w:bCs/>
+        </w:rPr>
+      </w:pPr>
+    </w:p>
+    <w:p>
+      <w:pPr>
+        <w:rPr>
+          <w:rFonts w:ascii="Times New Roman" w:hAnsi="Times New Roman" w:cs="Times New Roman"/>
+          <w:b/>
+          <w:bCs/>
+        </w:rPr>
+      </w:pPr>
+    </w:p>
+    <w:p>
+      <w:pPr>
+        <w:rPr>
+          <w:rFonts w:ascii="Times New Roman" w:hAnsi="Times New Roman" w:cs="Times New Roman"/>
+          <w:b/>
+          <w:bCs/>
+        </w:rPr>
+      </w:pPr>
+    </w:p>
+    <w:p>
+      <w:pPr>
+        <w:rPr>
+          <w:rFonts w:ascii="Times New Roman" w:hAnsi="Times New Roman" w:cs="Times New Roman"/>
+          <w:b/>
+          <w:bCs/>
+        </w:rPr>
+      </w:pPr>
+    </w:p>
+    <w:p>
+      <w:pPr>
+        <w:rPr>
+          <w:rFonts w:ascii="Times New Roman" w:hAnsi="Times New Roman" w:cs="Times New Roman"/>
+          <w:b/>
+          <w:bCs/>
+        </w:rPr>
+      </w:pPr>
+    </w:p>
+    <w:p>
+      <w:pPr>
+        <w:rPr>
+          <w:rFonts w:ascii="Times New Roman" w:hAnsi="Times New Roman" w:cs="Times New Roman"/>
+          <w:b/>
+          <w:bCs/>
+        </w:rPr>
+      </w:pPr>
+    </w:p>
+    <w:p>
+      <w:pPr>
+        <w:rPr>
+          <w:rFonts w:ascii="Times New Roman" w:hAnsi="Times New Roman" w:cs="Times New Roman"/>
+          <w:b/>
+          <w:bCs/>
+        </w:rPr>
+      </w:pPr>
+    </w:p>
+    <w:p>
+      <w:pPr>
+        <w:rPr>
+          <w:rFonts w:ascii="Times New Roman" w:hAnsi="Times New Roman" w:cs="Times New Roman"/>
+          <w:b/>
+          <w:bCs/>
+        </w:rPr>
+      </w:pPr>
+    </w:p>
+    <w:p>
+      <w:pPr>
+        <w:rPr>
+          <w:rFonts w:ascii="Times New Roman" w:hAnsi="Times New Roman" w:cs="Times New Roman"/>
+          <w:b/>
+          <w:bCs/>
+        </w:rPr>
+      </w:pPr>
+    </w:p>
+    <w:p>
+      <w:pPr>
+        <w:rPr>
+          <w:rFonts w:ascii="Times New Roman" w:hAnsi="Times New Roman" w:cs="Times New Roman"/>
+          <w:b/>
+          <w:bCs/>
+        </w:rPr>
+      </w:pPr>
+    </w:p>
+    <w:p>
+      <w:pPr>
+        <w:rPr>
+          <w:rFonts w:ascii="Times New Roman" w:hAnsi="Times New Roman" w:cs="Times New Roman"/>
+          <w:b/>
+          <w:bCs/>
+        </w:rPr>
+      </w:pPr>
+    </w:p>
+    <w:p>
+      <w:pPr>
+        <w:rPr>
+          <w:rFonts w:ascii="Times New Roman" w:hAnsi="Times New Roman" w:cs="Times New Roman"/>
+          <w:b/>
+          <w:bCs/>
+        </w:rPr>
+      </w:pPr>
+    </w:p>
+    <w:p>
+      <w:pPr>
+        <w:rPr>
+          <w:rFonts w:ascii="Times New Roman" w:hAnsi="Times New Roman" w:cs="Times New Roman"/>
+          <w:b/>
+          <w:bCs/>
+        </w:rPr>
+      </w:pPr>
+    </w:p>
+    <w:p>
+      <w:pPr>
+        <w:rPr>
+          <w:rFonts w:ascii="Times New Roman" w:hAnsi="Times New Roman" w:cs="Times New Roman"/>
+          <w:b/>
+          <w:bCs/>
+        </w:rPr>
+      </w:pPr>
+    </w:p>
+    <w:p>
+      <w:pPr>
+        <w:rPr>
+          <w:rFonts w:ascii="Times New Roman" w:hAnsi="Times New Roman" w:cs="Times New Roman"/>
+          <w:b/>
+          <w:bCs/>
+        </w:rPr>
+      </w:pPr>
+    </w:p>
+    <w:p>
+      <w:pPr>
+        <w:pStyle w:val="ListParagraph"/>
+        <w:numPr>
+          <w:ilvl w:val="0"/>
+          <w:numId w:val="14"/>
+        </w:numPr>
+        <w:rPr>
+          <w:rFonts w:ascii="Times New Roman" w:hAnsi="Times New Roman" w:cs="Times New Roman"/>
+          <w:b/>
+          <w:bCs/>
+        </w:rPr>
+      </w:pPr>
+      <w:r>
+        <w:rPr>
+          <w:rFonts w:ascii="Times New Roman" w:hAnsi="Times New Roman" w:cs="Times New Roman"/>
+          <w:b/>
+          <w:bCs/>
+        </w:rPr>
+        <w:t xml:space="preserve">Continuously compounding </w:t>
+      </w:r>
+      <w:r>
+        <w:rPr>
+          <w:rFonts w:ascii="Times New Roman" w:hAnsi="Times New Roman" w:cs="Times New Roman"/>
+          <w:b/>
+          <w:bCs/>
+        </w:rPr>
+        <w:t>interest</w:t>
+      </w:r>
+    </w:p>
+    <w:p>
+      <w:pPr>
+        <w:rPr>
+          <w:rFonts w:ascii="Times New Roman" w:hAnsi="Times New Roman" w:cs="Times New Roman"/>
+          <w:b/>
+          <w:bCs/>
+        </w:rPr>
+      </w:pPr>
+    </w:p>
+    <w:p>
+      <w:pPr>
+        <w:rPr>
+          <w:rFonts w:ascii="Times New Roman" w:hAnsi="Times New Roman" w:cs="Times New Roman"/>
+          <w:b/>
+          <w:bCs/>
+        </w:rPr>
+      </w:pPr>
+      <w:r>
+        <w:rPr>
+          <w:rFonts w:ascii="Times New Roman" w:hAnsi="Times New Roman" w:cs="Times New Roman"/>
+          <w:b/>
+          <w:bCs/>
         </w:rPr>
         <w:drawing>
-          <wp:inline distT="0" distB="0" distL="0" distR="0" wp14:anchorId="56851F6F" wp14:editId="309FD413">
-            <wp:extent cx="6309360" cy="1316990"/>
+          <wp:inline distT="0" distB="0" distL="0" distR="0" wp14:anchorId="59CCF0AF" wp14:editId="6C69E28F">
+            <wp:extent cx="6309360" cy="3053715"/>
             <wp:effectExtent l="0" t="0" r="0" b="0"/>
-            <wp:docPr id="283956517" name="Picture 1"/>
+            <wp:docPr id="2094487147" name="Picture 1"/>
             <wp:cNvGraphicFramePr>
               <a:graphicFrameLocks xmlns:a="http://schemas.openxmlformats.org/drawingml/2006/main" noChangeAspect="1"/>
             </wp:cNvGraphicFramePr>
@@ -1258,7 +2233,7 @@
               <a:graphicData uri="http://schemas.openxmlformats.org/drawingml/2006/picture">
                 <pic:pic xmlns:pic="http://schemas.openxmlformats.org/drawingml/2006/picture">
                   <pic:nvPicPr>
-                    <pic:cNvPr id="283956517" name=""/>
+                    <pic:cNvPr id="2094487147" name=""/>
                     <pic:cNvPicPr/>
                   </pic:nvPicPr>
                   <pic:blipFill>
@@ -1270,7 +2245,7 @@
                   <pic:spPr>
                     <a:xfrm>
                       <a:off x="0" y="0"/>
-                      <a:ext cx="6309360" cy="1316990"/>
+                      <a:ext cx="6309360" cy="3053715"/>
                     </a:xfrm>
                     <a:prstGeom prst="rect">
                       <a:avLst/>
@@ -1287,75 +2262,17 @@
       <w:pPr>
         <w:rPr>
           <w:rFonts w:ascii="Times New Roman" w:hAnsi="Times New Roman" w:cs="Times New Roman"/>
-        </w:rPr>
-      </w:pPr>
-    </w:p>
-    <w:p>
-      <w:pPr>
-        <w:rPr>
-          <w:rFonts w:ascii="Times New Roman" w:hAnsi="Times New Roman" w:cs="Times New Roman"/>
-        </w:rPr>
-      </w:pPr>
-      <w:r>
-        <w:rPr>
-          <w:rFonts w:ascii="Times New Roman" w:hAnsi="Times New Roman" w:cs="Times New Roman"/>
-        </w:rPr>
-        <w:lastRenderedPageBreak/>
-        <w:drawing>
-          <wp:inline distT="0" distB="0" distL="0" distR="0" wp14:anchorId="6592DB61" wp14:editId="32429B90">
-            <wp:extent cx="6309360" cy="1618615"/>
-            <wp:effectExtent l="0" t="0" r="0" b="635"/>
-            <wp:docPr id="328752810" name="Picture 1"/>
-            <wp:cNvGraphicFramePr>
-              <a:graphicFrameLocks xmlns:a="http://schemas.openxmlformats.org/drawingml/2006/main" noChangeAspect="1"/>
-            </wp:cNvGraphicFramePr>
-            <a:graphic xmlns:a="http://schemas.openxmlformats.org/drawingml/2006/main">
-              <a:graphicData uri="http://schemas.openxmlformats.org/drawingml/2006/picture">
-                <pic:pic xmlns:pic="http://schemas.openxmlformats.org/drawingml/2006/picture">
-                  <pic:nvPicPr>
-                    <pic:cNvPr id="328752810" name=""/>
-                    <pic:cNvPicPr/>
-                  </pic:nvPicPr>
-                  <pic:blipFill>
-                    <a:blip r:embed="rId9"/>
-                    <a:stretch>
-                      <a:fillRect/>
-                    </a:stretch>
-                  </pic:blipFill>
-                  <pic:spPr>
-                    <a:xfrm>
-                      <a:off x="0" y="0"/>
-                      <a:ext cx="6309360" cy="1618615"/>
-                    </a:xfrm>
-                    <a:prstGeom prst="rect">
-                      <a:avLst/>
-                    </a:prstGeom>
-                  </pic:spPr>
-                </pic:pic>
-              </a:graphicData>
-            </a:graphic>
-          </wp:inline>
-        </w:drawing>
-      </w:r>
-    </w:p>
-    <w:p>
-      <w:pPr>
-        <w:rPr>
-          <w:rFonts w:ascii="Times New Roman" w:hAnsi="Times New Roman" w:cs="Times New Roman"/>
-        </w:rPr>
-      </w:pPr>
-    </w:p>
-    <w:p>
-      <w:pPr>
-        <w:rPr>
-          <w:rFonts w:ascii="Times New Roman" w:hAnsi="Times New Roman" w:cs="Times New Roman"/>
-        </w:rPr>
-      </w:pPr>
-    </w:p>
-    <w:p>
-      <w:pPr>
-        <w:rPr>
-          <w:rFonts w:ascii="Times New Roman" w:eastAsiaTheme="minorEastAsia" w:hAnsi="Times New Roman" w:cs="Times New Roman"/>
+          <w:b/>
+          <w:bCs/>
+        </w:rPr>
+      </w:pPr>
+    </w:p>
+    <w:p>
+      <w:pPr>
+        <w:rPr>
+          <w:rFonts w:ascii="Times New Roman" w:hAnsi="Times New Roman" w:cs="Times New Roman"/>
+          <w:b/>
+          <w:bCs/>
         </w:rPr>
       </w:pPr>
       <w:r>
@@ -1372,146 +2289,340 @@
           <w:b/>
           <w:bCs/>
         </w:rPr>
-        <w:t>3</w:t>
-      </w:r>
-      <w:r>
-        <w:rPr>
-          <w:rFonts w:ascii="Times New Roman" w:hAnsi="Times New Roman" w:cs="Times New Roman"/>
-          <w:b/>
-          <w:bCs/>
-        </w:rPr>
-        <w:t>:</w:t>
-      </w:r>
-      <w:r>
-        <w:rPr>
-          <w:rFonts w:ascii="Times New Roman" w:hAnsi="Times New Roman" w:cs="Times New Roman"/>
+        <w:t>9</w:t>
+      </w:r>
+      <w:r>
+        <w:rPr>
+          <w:rFonts w:ascii="Times New Roman" w:hAnsi="Times New Roman" w:cs="Times New Roman"/>
+          <w:b/>
+          <w:bCs/>
+        </w:rPr>
+        <w:t xml:space="preserve">: </w:t>
+      </w:r>
+      <w:r>
+        <w:rPr>
+          <w:rFonts w:ascii="Times New Roman" w:hAnsi="Times New Roman" w:cs="Times New Roman"/>
+        </w:rPr>
+        <w:t xml:space="preserve">If you invest $8,000 at an annual interest rate of 1.9% compounded continuously for 3 years, how much will you have at the end of the three years? How much interest did you earn? </w:t>
+      </w:r>
+      <w:r>
+        <w:rPr>
+          <w:rFonts w:ascii="Times New Roman" w:hAnsi="Times New Roman" w:cs="Times New Roman"/>
+          <w:b/>
+          <w:bCs/>
         </w:rPr>
         <w:t xml:space="preserve"> </w:t>
       </w:r>
-      <w:r>
-        <w:rPr>
-          <w:rFonts w:ascii="Times New Roman" w:hAnsi="Times New Roman" w:cs="Times New Roman"/>
-        </w:rPr>
-        <w:t>Suppose the number of companies listed on major U.S. stock exchanges</w:t>
-      </w:r>
-      <w:r>
-        <w:rPr>
-          <w:rFonts w:ascii="Times New Roman" w:hAnsi="Times New Roman" w:cs="Times New Roman"/>
-        </w:rPr>
-        <w:t xml:space="preserve"> has been continuously decreasing and</w:t>
-      </w:r>
-      <w:r>
-        <w:rPr>
-          <w:rFonts w:ascii="Times New Roman" w:hAnsi="Times New Roman" w:cs="Times New Roman"/>
-        </w:rPr>
-        <w:t xml:space="preserve"> can be approximated by the function </w:t>
-      </w:r>
-      <m:oMath>
-        <m:r>
-          <w:rPr>
-            <w:rFonts w:ascii="Cambria Math" w:hAnsi="Cambria Math" w:cs="Times New Roman"/>
-          </w:rPr>
-          <m:t>g</m:t>
-        </m:r>
-        <m:d>
-          <m:dPr>
-            <m:ctrlPr>
-              <w:rPr>
-                <w:rFonts w:ascii="Cambria Math" w:hAnsi="Cambria Math" w:cs="Times New Roman"/>
-                <w:i/>
-              </w:rPr>
-            </m:ctrlPr>
-          </m:dPr>
-          <m:e>
-            <m:r>
-              <w:rPr>
-                <w:rFonts w:ascii="Cambria Math" w:hAnsi="Cambria Math" w:cs="Times New Roman"/>
-              </w:rPr>
-              <m:t>x</m:t>
-            </m:r>
-          </m:e>
-        </m:d>
-        <m:r>
-          <w:rPr>
-            <w:rFonts w:ascii="Cambria Math" w:hAnsi="Cambria Math" w:cs="Times New Roman"/>
-          </w:rPr>
-          <m:t>=7222</m:t>
-        </m:r>
-        <m:sSup>
-          <m:sSupPr>
-            <m:ctrlPr>
-              <w:rPr>
-                <w:rFonts w:ascii="Cambria Math" w:hAnsi="Cambria Math" w:cs="Times New Roman"/>
-                <w:i/>
-              </w:rPr>
-            </m:ctrlPr>
-          </m:sSupPr>
-          <m:e>
-            <m:r>
-              <w:rPr>
-                <w:rFonts w:ascii="Cambria Math" w:hAnsi="Cambria Math" w:cs="Times New Roman"/>
-              </w:rPr>
-              <m:t>e</m:t>
-            </m:r>
-          </m:e>
-          <m:sup>
-            <m:r>
-              <w:rPr>
-                <w:rFonts w:ascii="Cambria Math" w:hAnsi="Cambria Math" w:cs="Times New Roman"/>
-              </w:rPr>
-              <m:t>-.032x</m:t>
-            </m:r>
-          </m:sup>
-        </m:sSup>
-      </m:oMath>
-      <w:r>
-        <w:rPr>
-          <w:rFonts w:ascii="Times New Roman" w:eastAsiaTheme="minorEastAsia" w:hAnsi="Times New Roman" w:cs="Times New Roman"/>
-        </w:rPr>
-        <w:t>, where</w:t>
-      </w:r>
-      <w:r>
-        <w:rPr>
-          <w:rFonts w:ascii="Times New Roman" w:eastAsiaTheme="minorEastAsia" w:hAnsi="Times New Roman" w:cs="Times New Roman"/>
-          <w:i/>
-          <w:iCs/>
-        </w:rPr>
-        <w:t xml:space="preserve"> x</w:t>
-      </w:r>
-      <w:r>
-        <w:rPr>
-          <w:rFonts w:ascii="Times New Roman" w:eastAsiaTheme="minorEastAsia" w:hAnsi="Times New Roman" w:cs="Times New Roman"/>
-        </w:rPr>
-        <w:t xml:space="preserve"> = 0 corresponds to the year 2000.</w:t>
-      </w:r>
-    </w:p>
-    <w:p>
-      <w:pPr>
-        <w:rPr>
-          <w:rFonts w:ascii="Times New Roman" w:eastAsiaTheme="minorEastAsia" w:hAnsi="Times New Roman" w:cs="Times New Roman"/>
-        </w:rPr>
-      </w:pPr>
-    </w:p>
-    <w:p>
-      <w:pPr>
-        <w:pStyle w:val="ListParagraph"/>
-        <w:numPr>
-          <w:ilvl w:val="0"/>
-          <w:numId w:val="2"/>
-        </w:numPr>
-        <w:rPr>
-          <w:rFonts w:ascii="Times New Roman" w:hAnsi="Times New Roman" w:cs="Times New Roman"/>
-        </w:rPr>
-      </w:pPr>
-      <w:r>
-        <w:rPr>
-          <w:rFonts w:ascii="Times New Roman" w:eastAsiaTheme="minorEastAsia" w:hAnsi="Times New Roman" w:cs="Times New Roman"/>
-        </w:rPr>
-        <w:t xml:space="preserve">How many companies were listed on the major U.S. stock exchanges in 2000? </w:t>
-      </w:r>
-      <w:r>
-        <w:rPr>
-          <w:rFonts w:ascii="Times New Roman" w:eastAsiaTheme="minorEastAsia" w:hAnsi="Times New Roman" w:cs="Times New Roman"/>
+    </w:p>
+    <w:p>
+      <w:pPr>
+        <w:rPr>
+          <w:rFonts w:ascii="Times New Roman" w:hAnsi="Times New Roman" w:cs="Times New Roman"/>
+          <w:b/>
+          <w:bCs/>
+          <w:highlight w:val="yellow"/>
+        </w:rPr>
+      </w:pPr>
+    </w:p>
+    <w:p>
+      <w:pPr>
+        <w:rPr>
+          <w:rFonts w:ascii="Times New Roman" w:hAnsi="Times New Roman" w:cs="Times New Roman"/>
+          <w:b/>
+          <w:bCs/>
+          <w:highlight w:val="yellow"/>
+        </w:rPr>
+      </w:pPr>
+    </w:p>
+    <w:p>
+      <w:pPr>
+        <w:rPr>
+          <w:rFonts w:ascii="Times New Roman" w:hAnsi="Times New Roman" w:cs="Times New Roman"/>
+          <w:b/>
+          <w:bCs/>
+          <w:highlight w:val="yellow"/>
+        </w:rPr>
+      </w:pPr>
+    </w:p>
+    <w:p>
+      <w:pPr>
+        <w:rPr>
+          <w:rFonts w:ascii="Times New Roman" w:hAnsi="Times New Roman" w:cs="Times New Roman"/>
+          <w:b/>
+          <w:bCs/>
+          <w:highlight w:val="yellow"/>
+        </w:rPr>
+      </w:pPr>
+    </w:p>
+    <w:p>
+      <w:pPr>
+        <w:rPr>
+          <w:rFonts w:ascii="Times New Roman" w:hAnsi="Times New Roman" w:cs="Times New Roman"/>
+          <w:b/>
+          <w:bCs/>
+          <w:highlight w:val="yellow"/>
+        </w:rPr>
+      </w:pPr>
+    </w:p>
+    <w:p>
+      <w:pPr>
+        <w:rPr>
+          <w:rFonts w:ascii="Times New Roman" w:hAnsi="Times New Roman" w:cs="Times New Roman"/>
+          <w:b/>
+          <w:bCs/>
+          <w:highlight w:val="yellow"/>
+        </w:rPr>
+      </w:pPr>
+    </w:p>
+    <w:p>
+      <w:pPr>
+        <w:rPr>
+          <w:rFonts w:ascii="Times New Roman" w:hAnsi="Times New Roman" w:cs="Times New Roman"/>
+          <w:b/>
+          <w:bCs/>
+          <w:highlight w:val="yellow"/>
+        </w:rPr>
+      </w:pPr>
+    </w:p>
+    <w:p>
+      <w:pPr>
+        <w:rPr>
+          <w:rFonts w:ascii="Times New Roman" w:hAnsi="Times New Roman" w:cs="Times New Roman"/>
+          <w:b/>
+          <w:bCs/>
+          <w:highlight w:val="yellow"/>
+        </w:rPr>
+      </w:pPr>
+    </w:p>
+    <w:p>
+      <w:pPr>
+        <w:rPr>
+          <w:rFonts w:ascii="Times New Roman" w:hAnsi="Times New Roman" w:cs="Times New Roman"/>
+          <w:b/>
+          <w:bCs/>
+          <w:highlight w:val="yellow"/>
+        </w:rPr>
+      </w:pPr>
+    </w:p>
+    <w:p>
+      <w:pPr>
+        <w:rPr>
+          <w:rFonts w:ascii="Times New Roman" w:hAnsi="Times New Roman" w:cs="Times New Roman"/>
+        </w:rPr>
+      </w:pPr>
+      <w:r>
+        <w:rPr>
+          <w:rFonts w:ascii="Times New Roman" w:hAnsi="Times New Roman" w:cs="Times New Roman"/>
+          <w:b/>
+          <w:bCs/>
+        </w:rPr>
+        <w:t>Example 1</w:t>
+      </w:r>
+      <w:r>
+        <w:rPr>
+          <w:rFonts w:ascii="Times New Roman" w:hAnsi="Times New Roman" w:cs="Times New Roman"/>
+          <w:b/>
+          <w:bCs/>
+        </w:rPr>
+        <w:t>0</w:t>
+      </w:r>
+      <w:r>
+        <w:rPr>
+          <w:rFonts w:ascii="Times New Roman" w:hAnsi="Times New Roman" w:cs="Times New Roman"/>
+          <w:b/>
+          <w:bCs/>
+        </w:rPr>
+        <w:t xml:space="preserve">: </w:t>
+      </w:r>
+      <w:r>
+        <w:rPr>
+          <w:rFonts w:ascii="Times New Roman" w:hAnsi="Times New Roman" w:cs="Times New Roman"/>
+        </w:rPr>
+        <w:t xml:space="preserve">You are saving up for a down payment on your first home. You would like </w:t>
+      </w:r>
+      <w:r>
+        <w:rPr>
+          <w:rFonts w:ascii="Times New Roman" w:hAnsi="Times New Roman" w:cs="Times New Roman"/>
+        </w:rPr>
+        <w:t xml:space="preserve">to have </w:t>
+      </w:r>
+      <w:r>
+        <w:rPr>
+          <w:rFonts w:ascii="Times New Roman" w:hAnsi="Times New Roman" w:cs="Times New Roman"/>
+        </w:rPr>
+        <w:t xml:space="preserve">$20,000. You are giving yourself 10 years to get to this amount. You have found an account that offers continuous compounding. What does the interest rate need to be to grow $10,000 to $20,000 over 10 years? </w:t>
+      </w:r>
+    </w:p>
+    <w:p>
+      <w:pPr>
+        <w:rPr>
+          <w:rFonts w:ascii="Times New Roman" w:hAnsi="Times New Roman" w:cs="Times New Roman"/>
+          <w:b/>
+          <w:bCs/>
+          <w:highlight w:val="yellow"/>
+        </w:rPr>
+      </w:pPr>
+    </w:p>
+    <w:p>
+      <w:pPr>
+        <w:rPr>
+          <w:rFonts w:ascii="Times New Roman" w:hAnsi="Times New Roman" w:cs="Times New Roman"/>
+          <w:b/>
+          <w:bCs/>
+          <w:highlight w:val="yellow"/>
+        </w:rPr>
+      </w:pPr>
+    </w:p>
+    <w:p>
+      <w:pPr>
+        <w:rPr>
+          <w:rFonts w:ascii="Times New Roman" w:hAnsi="Times New Roman" w:cs="Times New Roman"/>
+          <w:b/>
+          <w:bCs/>
+          <w:highlight w:val="yellow"/>
+        </w:rPr>
+      </w:pPr>
+    </w:p>
+    <w:p>
+      <w:pPr>
+        <w:rPr>
+          <w:rFonts w:ascii="Times New Roman" w:hAnsi="Times New Roman" w:cs="Times New Roman"/>
+          <w:b/>
+          <w:bCs/>
+          <w:highlight w:val="yellow"/>
+        </w:rPr>
+      </w:pPr>
+    </w:p>
+    <w:p>
+      <w:pPr>
+        <w:rPr>
+          <w:rFonts w:ascii="Times New Roman" w:hAnsi="Times New Roman" w:cs="Times New Roman"/>
+          <w:b/>
+          <w:bCs/>
+          <w:highlight w:val="yellow"/>
+        </w:rPr>
+      </w:pPr>
+    </w:p>
+    <w:p>
+      <w:pPr>
+        <w:rPr>
+          <w:rFonts w:ascii="Times New Roman" w:hAnsi="Times New Roman" w:cs="Times New Roman"/>
+          <w:b/>
+          <w:bCs/>
+          <w:highlight w:val="yellow"/>
+        </w:rPr>
+      </w:pPr>
+    </w:p>
+    <w:p>
+      <w:pPr>
+        <w:rPr>
+          <w:rFonts w:ascii="Times New Roman" w:hAnsi="Times New Roman" w:cs="Times New Roman"/>
+          <w:b/>
+          <w:bCs/>
+          <w:highlight w:val="yellow"/>
+        </w:rPr>
+      </w:pPr>
+    </w:p>
+    <w:p>
+      <w:pPr>
+        <w:rPr>
+          <w:rFonts w:ascii="Times New Roman" w:hAnsi="Times New Roman" w:cs="Times New Roman"/>
+          <w:b/>
+          <w:bCs/>
+          <w:highlight w:val="yellow"/>
+        </w:rPr>
+      </w:pPr>
+    </w:p>
+    <w:p>
+      <w:pPr>
+        <w:rPr>
+          <w:rFonts w:ascii="Times New Roman" w:hAnsi="Times New Roman" w:cs="Times New Roman"/>
+          <w:b/>
+          <w:bCs/>
+          <w:highlight w:val="yellow"/>
+        </w:rPr>
+      </w:pPr>
+    </w:p>
+    <w:p>
+      <w:pPr>
+        <w:rPr>
+          <w:rFonts w:ascii="Times New Roman" w:hAnsi="Times New Roman" w:cs="Times New Roman"/>
+          <w:b/>
+          <w:bCs/>
+          <w:highlight w:val="yellow"/>
+        </w:rPr>
+      </w:pPr>
+    </w:p>
+    <w:p>
+      <w:pPr>
+        <w:rPr>
+          <w:rFonts w:ascii="Times New Roman" w:hAnsi="Times New Roman" w:cs="Times New Roman"/>
+          <w:b/>
+          <w:bCs/>
+          <w:highlight w:val="yellow"/>
+        </w:rPr>
+      </w:pPr>
+    </w:p>
+    <w:p>
+      <w:pPr>
+        <w:rPr>
+          <w:rFonts w:ascii="Times New Roman" w:hAnsi="Times New Roman" w:cs="Times New Roman"/>
+          <w:b/>
+          <w:bCs/>
+          <w:highlight w:val="yellow"/>
+        </w:rPr>
+      </w:pPr>
+    </w:p>
+    <w:p>
+      <w:pPr>
+        <w:rPr>
+          <w:b/>
+          <w:bCs/>
+        </w:rPr>
+      </w:pPr>
+      <w:r>
+        <w:rPr>
+          <w:rFonts w:ascii="Times New Roman" w:hAnsi="Times New Roman" w:cs="Times New Roman"/>
+          <w:b/>
+          <w:bCs/>
+          <w:highlight w:val="yellow"/>
+        </w:rPr>
+        <w:br/>
+      </w:r>
+      <w:r>
+        <w:rPr>
+          <w:rFonts w:ascii="Times New Roman" w:hAnsi="Times New Roman" w:cs="Times New Roman"/>
+          <w:b/>
+          <w:bCs/>
+        </w:rPr>
+        <w:t>Example 1</w:t>
+      </w:r>
+      <w:r>
+        <w:rPr>
+          <w:rFonts w:ascii="Times New Roman" w:hAnsi="Times New Roman" w:cs="Times New Roman"/>
+          <w:b/>
+          <w:bCs/>
+        </w:rPr>
+        <w:t>1</w:t>
+      </w:r>
+      <w:r>
+        <w:rPr>
+          <w:rFonts w:ascii="Times New Roman" w:hAnsi="Times New Roman" w:cs="Times New Roman"/>
+          <w:b/>
+          <w:bCs/>
+        </w:rPr>
+        <w:t xml:space="preserve">: </w:t>
+      </w:r>
+      <w:r>
+        <w:rPr>
+          <w:rFonts w:ascii="Times New Roman" w:hAnsi="Times New Roman" w:cs="Times New Roman"/>
+        </w:rPr>
+        <w:t>Following the birth of their granddaughter, two grandparents want to make an initial investment that will grow to $10,000 by the child’s 20th birthday. Interest is compounded continuously at 6%. What should the initial investment be?</w:t>
+      </w:r>
+      <w:r>
+        <w:rPr>
+          <w:b/>
+          <w:bCs/>
         </w:rPr>
         <w:t xml:space="preserve"> </w:t>
       </w:r>
@@ -1519,227 +2630,100 @@
     <w:p>
       <w:pPr>
         <w:rPr>
-          <w:rFonts w:ascii="Times New Roman" w:hAnsi="Times New Roman" w:cs="Times New Roman"/>
-        </w:rPr>
-      </w:pPr>
-    </w:p>
-    <w:p>
-      <w:pPr>
-        <w:rPr>
-          <w:rFonts w:ascii="Times New Roman" w:hAnsi="Times New Roman" w:cs="Times New Roman"/>
-        </w:rPr>
-      </w:pPr>
-    </w:p>
-    <w:p>
-      <w:pPr>
-        <w:rPr>
-          <w:rFonts w:ascii="Times New Roman" w:hAnsi="Times New Roman" w:cs="Times New Roman"/>
-        </w:rPr>
-      </w:pPr>
-    </w:p>
-    <w:p>
-      <w:pPr>
-        <w:pStyle w:val="ListParagraph"/>
-        <w:numPr>
-          <w:ilvl w:val="0"/>
-          <w:numId w:val="2"/>
-        </w:numPr>
-        <w:rPr>
-          <w:rFonts w:ascii="Times New Roman" w:hAnsi="Times New Roman" w:cs="Times New Roman"/>
-        </w:rPr>
-      </w:pPr>
-      <w:r>
-        <w:rPr>
-          <w:rFonts w:ascii="Times New Roman" w:hAnsi="Times New Roman" w:cs="Times New Roman"/>
-        </w:rPr>
-        <w:t xml:space="preserve">Graph the equation </w:t>
-      </w:r>
-    </w:p>
-    <w:p>
-      <w:pPr>
-        <w:rPr>
-          <w:rFonts w:ascii="Times New Roman" w:hAnsi="Times New Roman" w:cs="Times New Roman"/>
-        </w:rPr>
-      </w:pPr>
-    </w:p>
-    <w:p>
-      <w:pPr>
-        <w:pStyle w:val="ListParagraph"/>
-        <w:rPr>
-          <w:rFonts w:ascii="Times New Roman" w:hAnsi="Times New Roman" w:cs="Times New Roman"/>
-        </w:rPr>
-      </w:pPr>
-    </w:p>
-    <w:p>
-      <w:pPr>
-        <w:pStyle w:val="ListParagraph"/>
-        <w:rPr>
-          <w:rFonts w:ascii="Times New Roman" w:hAnsi="Times New Roman" w:cs="Times New Roman"/>
-        </w:rPr>
-      </w:pPr>
-    </w:p>
-    <w:p>
-      <w:pPr>
-        <w:pStyle w:val="ListParagraph"/>
-        <w:numPr>
-          <w:ilvl w:val="0"/>
-          <w:numId w:val="2"/>
-        </w:numPr>
-        <w:rPr>
-          <w:rFonts w:ascii="Times New Roman" w:hAnsi="Times New Roman" w:cs="Times New Roman"/>
-        </w:rPr>
-      </w:pPr>
-      <w:r>
-        <w:rPr>
-          <w:rFonts w:ascii="Times New Roman" w:hAnsi="Times New Roman" w:cs="Times New Roman"/>
-        </w:rPr>
-        <w:t xml:space="preserve">Find the number of listed companies in the year 2012 </w:t>
-      </w:r>
-      <w:r>
-        <w:rPr>
-          <w:rFonts w:ascii="Times New Roman" w:hAnsi="Times New Roman" w:cs="Times New Roman"/>
-        </w:rPr>
-        <w:t>according</w:t>
-      </w:r>
-      <w:r>
-        <w:rPr>
-          <w:rFonts w:ascii="Times New Roman" w:hAnsi="Times New Roman" w:cs="Times New Roman"/>
-        </w:rPr>
-        <w:t xml:space="preserve"> to the model. </w:t>
-      </w:r>
-    </w:p>
-    <w:p>
-      <w:pPr>
-        <w:rPr>
-          <w:rFonts w:ascii="Times New Roman" w:hAnsi="Times New Roman" w:cs="Times New Roman"/>
-        </w:rPr>
-      </w:pPr>
-    </w:p>
-    <w:p>
-      <w:pPr>
-        <w:rPr>
-          <w:rFonts w:ascii="Times New Roman" w:hAnsi="Times New Roman" w:cs="Times New Roman"/>
-        </w:rPr>
-      </w:pPr>
-    </w:p>
-    <w:p>
-      <w:pPr>
-        <w:rPr>
-          <w:rFonts w:ascii="Times New Roman" w:hAnsi="Times New Roman" w:cs="Times New Roman"/>
-        </w:rPr>
-      </w:pPr>
-    </w:p>
-    <w:p>
-      <w:pPr>
-        <w:rPr>
-          <w:rFonts w:ascii="Times New Roman" w:hAnsi="Times New Roman" w:cs="Times New Roman"/>
-        </w:rPr>
-      </w:pPr>
-    </w:p>
-    <w:p>
-      <w:pPr>
-        <w:pStyle w:val="ListParagraph"/>
-        <w:numPr>
-          <w:ilvl w:val="0"/>
-          <w:numId w:val="2"/>
-        </w:numPr>
-        <w:rPr>
-          <w:rFonts w:ascii="Times New Roman" w:hAnsi="Times New Roman" w:cs="Times New Roman"/>
-        </w:rPr>
-      </w:pPr>
-      <w:r>
-        <w:rPr>
-          <w:rFonts w:ascii="Times New Roman" w:hAnsi="Times New Roman" w:cs="Times New Roman"/>
-        </w:rPr>
-        <w:t xml:space="preserve">What was the first full year in which the number of listed companies fell below 4500? </w:t>
-      </w:r>
-    </w:p>
-    <w:p>
-      <w:pPr>
-        <w:rPr>
-          <w:rFonts w:ascii="Times New Roman" w:hAnsi="Times New Roman" w:cs="Times New Roman"/>
-        </w:rPr>
-      </w:pPr>
-    </w:p>
-    <w:p>
-      <w:pPr>
-        <w:rPr>
-          <w:rFonts w:ascii="Times New Roman" w:hAnsi="Times New Roman" w:cs="Times New Roman"/>
-        </w:rPr>
-      </w:pPr>
-    </w:p>
-    <w:p>
-      <w:pPr>
-        <w:rPr>
-          <w:rFonts w:ascii="Times New Roman" w:hAnsi="Times New Roman" w:cs="Times New Roman"/>
-        </w:rPr>
-      </w:pPr>
-    </w:p>
-    <w:p>
-      <w:pPr>
-        <w:rPr>
-          <w:rFonts w:ascii="Times New Roman" w:hAnsi="Times New Roman" w:cs="Times New Roman"/>
-        </w:rPr>
-      </w:pPr>
-    </w:p>
-    <w:p>
-      <w:pPr>
-        <w:rPr>
-          <w:rFonts w:ascii="Times New Roman" w:hAnsi="Times New Roman" w:cs="Times New Roman"/>
-        </w:rPr>
-      </w:pPr>
-    </w:p>
-    <w:p>
-      <w:pPr>
-        <w:rPr>
-          <w:rFonts w:ascii="Times New Roman" w:hAnsi="Times New Roman" w:cs="Times New Roman"/>
-        </w:rPr>
-      </w:pPr>
-    </w:p>
-    <w:p>
-      <w:pPr>
-        <w:rPr>
-          <w:rFonts w:ascii="Times New Roman" w:hAnsi="Times New Roman" w:cs="Times New Roman"/>
-        </w:rPr>
-      </w:pPr>
-    </w:p>
-    <w:p>
-      <w:pPr>
-        <w:rPr>
-          <w:rFonts w:ascii="Times New Roman" w:hAnsi="Times New Roman" w:cs="Times New Roman"/>
-        </w:rPr>
-      </w:pPr>
-    </w:p>
-    <w:p>
-      <w:pPr>
-        <w:rPr>
-          <w:rFonts w:ascii="Times New Roman" w:hAnsi="Times New Roman" w:cs="Times New Roman"/>
-          <w:b/>
-          <w:bCs/>
-        </w:rPr>
-      </w:pPr>
-    </w:p>
-    <w:p>
-      <w:pPr>
-        <w:rPr>
-          <w:rFonts w:ascii="Times New Roman" w:hAnsi="Times New Roman" w:cs="Times New Roman"/>
-        </w:rPr>
-      </w:pPr>
-      <w:r>
-        <w:rPr>
-          <w:rFonts w:ascii="Times New Roman" w:hAnsi="Times New Roman" w:cs="Times New Roman"/>
-          <w:b/>
-          <w:bCs/>
-        </w:rPr>
-        <w:t xml:space="preserve">Example </w:t>
-      </w:r>
-      <w:r>
-        <w:rPr>
-          <w:rFonts w:ascii="Times New Roman" w:hAnsi="Times New Roman" w:cs="Times New Roman"/>
-          <w:b/>
-          <w:bCs/>
-        </w:rPr>
-        <w:t>4</w:t>
+          <w:b/>
+          <w:bCs/>
+        </w:rPr>
+      </w:pPr>
+    </w:p>
+    <w:p>
+      <w:pPr>
+        <w:rPr>
+          <w:b/>
+          <w:bCs/>
+        </w:rPr>
+      </w:pPr>
+    </w:p>
+    <w:p>
+      <w:pPr>
+        <w:rPr>
+          <w:b/>
+          <w:bCs/>
+        </w:rPr>
+      </w:pPr>
+    </w:p>
+    <w:p>
+      <w:pPr>
+        <w:rPr>
+          <w:b/>
+          <w:bCs/>
+        </w:rPr>
+      </w:pPr>
+    </w:p>
+    <w:p>
+      <w:pPr>
+        <w:rPr>
+          <w:b/>
+          <w:bCs/>
+        </w:rPr>
+      </w:pPr>
+    </w:p>
+    <w:p>
+      <w:pPr>
+        <w:rPr>
+          <w:b/>
+          <w:bCs/>
+        </w:rPr>
+      </w:pPr>
+    </w:p>
+    <w:p>
+      <w:pPr>
+        <w:rPr>
+          <w:b/>
+          <w:bCs/>
+        </w:rPr>
+      </w:pPr>
+    </w:p>
+    <w:p>
+      <w:pPr>
+        <w:rPr>
+          <w:b/>
+          <w:bCs/>
+        </w:rPr>
+      </w:pPr>
+    </w:p>
+    <w:p>
+      <w:pPr>
+        <w:rPr>
+          <w:rFonts w:ascii="Times New Roman" w:hAnsi="Times New Roman" w:cs="Times New Roman"/>
+          <w:b/>
+          <w:bCs/>
+          <w:highlight w:val="yellow"/>
+        </w:rPr>
+      </w:pPr>
+    </w:p>
+    <w:p>
+      <w:pPr>
+        <w:rPr>
+          <w:rFonts w:ascii="Times New Roman" w:hAnsi="Times New Roman" w:cs="Times New Roman"/>
+          <w:b/>
+          <w:bCs/>
+        </w:rPr>
+      </w:pPr>
+      <w:r>
+        <w:rPr>
+          <w:rFonts w:ascii="Times New Roman" w:hAnsi="Times New Roman" w:cs="Times New Roman"/>
+          <w:b/>
+          <w:bCs/>
+        </w:rPr>
+        <w:t>Example 1</w:t>
+      </w:r>
+      <w:r>
+        <w:rPr>
+          <w:rFonts w:ascii="Times New Roman" w:hAnsi="Times New Roman" w:cs="Times New Roman"/>
+          <w:b/>
+          <w:bCs/>
+        </w:rPr>
+        <w:t>2</w:t>
       </w:r>
       <w:r>
         <w:rPr>
@@ -1753,1194 +2737,13 @@
         <w:rPr>
           <w:rFonts w:ascii="Times New Roman" w:hAnsi="Times New Roman" w:cs="Times New Roman"/>
         </w:rPr>
-        <w:t xml:space="preserve">A company’s total cost, in millions of dollars, is given by </w:t>
-      </w:r>
-      <m:oMath>
-        <m:r>
-          <w:rPr>
-            <w:rFonts w:ascii="Cambria Math" w:hAnsi="Cambria Math" w:cs="Times New Roman"/>
-          </w:rPr>
-          <m:t>C</m:t>
-        </m:r>
-        <m:d>
-          <m:dPr>
-            <m:ctrlPr>
-              <w:rPr>
-                <w:rFonts w:ascii="Cambria Math" w:hAnsi="Cambria Math" w:cs="Times New Roman"/>
-                <w:i/>
-              </w:rPr>
-            </m:ctrlPr>
-          </m:dPr>
-          <m:e>
-            <m:r>
-              <w:rPr>
-                <w:rFonts w:ascii="Cambria Math" w:hAnsi="Cambria Math" w:cs="Times New Roman"/>
-              </w:rPr>
-              <m:t>t</m:t>
-            </m:r>
-          </m:e>
-        </m:d>
-        <m:r>
-          <w:rPr>
-            <w:rFonts w:ascii="Cambria Math" w:hAnsi="Cambria Math" w:cs="Times New Roman"/>
-          </w:rPr>
-          <m:t>=-30</m:t>
-        </m:r>
-        <m:sSup>
-          <m:sSupPr>
-            <m:ctrlPr>
-              <w:rPr>
-                <w:rFonts w:ascii="Cambria Math" w:hAnsi="Cambria Math" w:cs="Times New Roman"/>
-                <w:i/>
-              </w:rPr>
-            </m:ctrlPr>
-          </m:sSupPr>
-          <m:e>
-            <m:r>
-              <w:rPr>
-                <w:rFonts w:ascii="Cambria Math" w:hAnsi="Cambria Math" w:cs="Times New Roman"/>
-              </w:rPr>
-              <m:t>e</m:t>
-            </m:r>
-          </m:e>
-          <m:sup>
-            <m:r>
-              <w:rPr>
-                <w:rFonts w:ascii="Cambria Math" w:hAnsi="Cambria Math" w:cs="Times New Roman"/>
-              </w:rPr>
-              <m:t>-1.5t</m:t>
-            </m:r>
-          </m:sup>
-        </m:sSup>
-        <m:r>
-          <w:rPr>
-            <w:rFonts w:ascii="Cambria Math" w:hAnsi="Cambria Math" w:cs="Times New Roman"/>
-          </w:rPr>
-          <m:t xml:space="preserve">+300, </m:t>
-        </m:r>
-      </m:oMath>
-      <w:r>
-        <w:rPr>
-          <w:rFonts w:ascii="Times New Roman" w:eastAsiaTheme="minorEastAsia" w:hAnsi="Times New Roman" w:cs="Times New Roman"/>
-        </w:rPr>
-        <w:t xml:space="preserve">where </w:t>
-      </w:r>
-      <w:r>
-        <w:rPr>
-          <w:rFonts w:ascii="Times New Roman" w:eastAsiaTheme="minorEastAsia" w:hAnsi="Times New Roman" w:cs="Times New Roman"/>
-          <w:i/>
-          <w:iCs/>
-        </w:rPr>
-        <w:t>t</w:t>
-      </w:r>
-      <w:r>
-        <w:rPr>
-          <w:rFonts w:ascii="Times New Roman" w:eastAsiaTheme="minorEastAsia" w:hAnsi="Times New Roman" w:cs="Times New Roman"/>
-        </w:rPr>
-        <w:t xml:space="preserve"> is the time in years since the start-up date. </w:t>
-      </w:r>
-    </w:p>
-    <w:p>
-      <w:pPr>
-        <w:pStyle w:val="ListParagraph"/>
-        <w:numPr>
-          <w:ilvl w:val="1"/>
-          <w:numId w:val="12"/>
-        </w:numPr>
-        <w:rPr>
-          <w:rFonts w:ascii="Times New Roman" w:hAnsi="Times New Roman" w:cs="Times New Roman"/>
-        </w:rPr>
-      </w:pPr>
-      <w:r>
-        <w:rPr>
-          <w:rFonts w:ascii="Times New Roman" w:eastAsiaTheme="minorEastAsia" w:hAnsi="Times New Roman" w:cs="Times New Roman"/>
-        </w:rPr>
-        <w:t xml:space="preserve">Graph </w:t>
-      </w:r>
-      <m:oMath>
-        <m:r>
-          <w:rPr>
-            <w:rFonts w:ascii="Cambria Math" w:eastAsiaTheme="minorEastAsia" w:hAnsi="Cambria Math" w:cs="Times New Roman"/>
-          </w:rPr>
-          <m:t>C</m:t>
-        </m:r>
-        <m:d>
-          <m:dPr>
-            <m:ctrlPr>
-              <w:rPr>
-                <w:rFonts w:ascii="Cambria Math" w:eastAsiaTheme="minorEastAsia" w:hAnsi="Cambria Math" w:cs="Times New Roman"/>
-                <w:i/>
-              </w:rPr>
-            </m:ctrlPr>
-          </m:dPr>
-          <m:e>
-            <m:r>
-              <w:rPr>
-                <w:rFonts w:ascii="Cambria Math" w:eastAsiaTheme="minorEastAsia" w:hAnsi="Cambria Math" w:cs="Times New Roman"/>
-              </w:rPr>
-              <m:t>t</m:t>
-            </m:r>
-          </m:e>
-        </m:d>
-        <m:r>
-          <w:rPr>
-            <w:rFonts w:ascii="Cambria Math" w:eastAsiaTheme="minorEastAsia" w:hAnsi="Cambria Math" w:cs="Times New Roman"/>
-          </w:rPr>
-          <m:t xml:space="preserve">. </m:t>
-        </m:r>
-      </m:oMath>
-      <w:r>
-        <w:rPr>
-          <w:rFonts w:ascii="Times New Roman" w:eastAsiaTheme="minorEastAsia" w:hAnsi="Times New Roman" w:cs="Times New Roman"/>
-        </w:rPr>
-        <w:t xml:space="preserve">Find the </w:t>
-      </w:r>
-      <w:r>
-        <w:rPr>
-          <w:rFonts w:ascii="Times New Roman" w:eastAsiaTheme="minorEastAsia" w:hAnsi="Times New Roman" w:cs="Times New Roman"/>
-          <w:i/>
-          <w:iCs/>
-        </w:rPr>
-        <w:t>t</w:t>
-      </w:r>
-      <w:r>
-        <w:rPr>
-          <w:rFonts w:ascii="Times New Roman" w:eastAsiaTheme="minorEastAsia" w:hAnsi="Times New Roman" w:cs="Times New Roman"/>
-        </w:rPr>
-        <w:t xml:space="preserve">-intercept, the </w:t>
-      </w:r>
-      <w:r>
-        <w:rPr>
-          <w:rFonts w:ascii="Times New Roman" w:eastAsiaTheme="minorEastAsia" w:hAnsi="Times New Roman" w:cs="Times New Roman"/>
-          <w:i/>
-          <w:iCs/>
-        </w:rPr>
-        <w:t>y</w:t>
-      </w:r>
-      <w:r>
-        <w:rPr>
-          <w:rFonts w:ascii="Times New Roman" w:eastAsiaTheme="minorEastAsia" w:hAnsi="Times New Roman" w:cs="Times New Roman"/>
-        </w:rPr>
-        <w:t>-intercept and the horizontal asymptote.</w:t>
-      </w:r>
-    </w:p>
-    <w:p>
-      <w:pPr>
-        <w:rPr>
-          <w:rFonts w:ascii="Times New Roman" w:hAnsi="Times New Roman" w:cs="Times New Roman"/>
-        </w:rPr>
-      </w:pPr>
-    </w:p>
-    <w:p>
-      <w:pPr>
-        <w:rPr>
-          <w:rFonts w:ascii="Times New Roman" w:hAnsi="Times New Roman" w:cs="Times New Roman"/>
-        </w:rPr>
-      </w:pPr>
-    </w:p>
-    <w:p>
-      <w:pPr>
-        <w:rPr>
-          <w:rFonts w:ascii="Times New Roman" w:hAnsi="Times New Roman" w:cs="Times New Roman"/>
-        </w:rPr>
-      </w:pPr>
-    </w:p>
-    <w:p>
-      <w:pPr>
-        <w:rPr>
-          <w:rFonts w:ascii="Times New Roman" w:hAnsi="Times New Roman" w:cs="Times New Roman"/>
-        </w:rPr>
-      </w:pPr>
-    </w:p>
-    <w:p>
-      <w:pPr>
-        <w:rPr>
-          <w:rFonts w:ascii="Times New Roman" w:hAnsi="Times New Roman" w:cs="Times New Roman"/>
-        </w:rPr>
-      </w:pPr>
-    </w:p>
-    <w:p>
-      <w:pPr>
-        <w:rPr>
-          <w:rFonts w:ascii="Times New Roman" w:hAnsi="Times New Roman" w:cs="Times New Roman"/>
-        </w:rPr>
-      </w:pPr>
-    </w:p>
-    <w:p>
-      <w:pPr>
-        <w:rPr>
-          <w:rFonts w:ascii="Times New Roman" w:hAnsi="Times New Roman" w:cs="Times New Roman"/>
-        </w:rPr>
-      </w:pPr>
-    </w:p>
-    <w:p>
-      <w:pPr>
-        <w:rPr>
-          <w:rFonts w:ascii="Times New Roman" w:hAnsi="Times New Roman" w:cs="Times New Roman"/>
-        </w:rPr>
-      </w:pPr>
-    </w:p>
-    <w:p>
-      <w:pPr>
-        <w:rPr>
-          <w:rFonts w:ascii="Times New Roman" w:hAnsi="Times New Roman" w:cs="Times New Roman"/>
-        </w:rPr>
-      </w:pPr>
-    </w:p>
-    <w:p>
-      <w:pPr>
-        <w:rPr>
-          <w:rFonts w:ascii="Times New Roman" w:hAnsi="Times New Roman" w:cs="Times New Roman"/>
-        </w:rPr>
-      </w:pPr>
-    </w:p>
-    <w:p>
-      <w:pPr>
-        <w:rPr>
-          <w:rFonts w:ascii="Times New Roman" w:hAnsi="Times New Roman" w:cs="Times New Roman"/>
-        </w:rPr>
-      </w:pPr>
-    </w:p>
-    <w:p>
-      <w:pPr>
-        <w:rPr>
-          <w:rFonts w:ascii="Times New Roman" w:hAnsi="Times New Roman" w:cs="Times New Roman"/>
-        </w:rPr>
-      </w:pPr>
-    </w:p>
-    <w:p>
-      <w:pPr>
-        <w:rPr>
-          <w:rFonts w:ascii="Times New Roman" w:hAnsi="Times New Roman" w:cs="Times New Roman"/>
-        </w:rPr>
-      </w:pPr>
-    </w:p>
-    <w:p>
-      <w:pPr>
-        <w:rPr>
-          <w:rFonts w:ascii="Times New Roman" w:hAnsi="Times New Roman" w:cs="Times New Roman"/>
-        </w:rPr>
-      </w:pPr>
-    </w:p>
-    <w:p>
-      <w:pPr>
-        <w:rPr>
-          <w:rFonts w:ascii="Times New Roman" w:hAnsi="Times New Roman" w:cs="Times New Roman"/>
-        </w:rPr>
-      </w:pPr>
-    </w:p>
-    <w:p>
-      <w:pPr>
-        <w:rPr>
-          <w:rFonts w:ascii="Times New Roman" w:hAnsi="Times New Roman" w:cs="Times New Roman"/>
-        </w:rPr>
-      </w:pPr>
-    </w:p>
-    <w:p>
-      <w:pPr>
-        <w:rPr>
-          <w:rFonts w:ascii="Times New Roman" w:hAnsi="Times New Roman" w:cs="Times New Roman"/>
-        </w:rPr>
-      </w:pPr>
-    </w:p>
-    <w:p>
-      <w:pPr>
-        <w:rPr>
-          <w:rFonts w:ascii="Times New Roman" w:hAnsi="Times New Roman" w:cs="Times New Roman"/>
-        </w:rPr>
-      </w:pPr>
-    </w:p>
-    <w:p>
-      <w:pPr>
-        <w:pStyle w:val="ListParagraph"/>
-        <w:numPr>
-          <w:ilvl w:val="1"/>
-          <w:numId w:val="12"/>
-        </w:numPr>
-        <w:rPr>
-          <w:rFonts w:ascii="Times New Roman" w:hAnsi="Times New Roman" w:cs="Times New Roman"/>
-        </w:rPr>
-      </w:pPr>
-      <w:r>
-        <w:rPr>
-          <w:rFonts w:ascii="Times New Roman" w:hAnsi="Times New Roman" w:cs="Times New Roman"/>
-        </w:rPr>
-        <w:t xml:space="preserve">What is the meaning of the </w:t>
-      </w:r>
-      <w:r>
-        <w:rPr>
-          <w:rFonts w:ascii="Times New Roman" w:hAnsi="Times New Roman" w:cs="Times New Roman"/>
-          <w:i/>
-          <w:iCs/>
-        </w:rPr>
-        <w:t>y</w:t>
-      </w:r>
-      <w:r>
-        <w:rPr>
-          <w:rFonts w:ascii="Times New Roman" w:hAnsi="Times New Roman" w:cs="Times New Roman"/>
-        </w:rPr>
-        <w:t>-intercept?</w:t>
-      </w:r>
-    </w:p>
-    <w:p>
-      <w:pPr>
-        <w:rPr>
-          <w:rFonts w:ascii="Times New Roman" w:hAnsi="Times New Roman" w:cs="Times New Roman"/>
-        </w:rPr>
-      </w:pPr>
-    </w:p>
-    <w:p>
-      <w:pPr>
-        <w:rPr>
-          <w:rFonts w:ascii="Times New Roman" w:hAnsi="Times New Roman" w:cs="Times New Roman"/>
-        </w:rPr>
-      </w:pPr>
-    </w:p>
-    <w:p>
-      <w:pPr>
-        <w:rPr>
-          <w:rFonts w:ascii="Times New Roman" w:hAnsi="Times New Roman" w:cs="Times New Roman"/>
-        </w:rPr>
-      </w:pPr>
-    </w:p>
-    <w:p>
-      <w:pPr>
-        <w:rPr>
-          <w:rFonts w:ascii="Times New Roman" w:hAnsi="Times New Roman" w:cs="Times New Roman"/>
-        </w:rPr>
-      </w:pPr>
-    </w:p>
-    <w:p>
-      <w:pPr>
-        <w:pStyle w:val="ListParagraph"/>
-        <w:numPr>
-          <w:ilvl w:val="1"/>
-          <w:numId w:val="12"/>
-        </w:numPr>
-        <w:rPr>
-          <w:rFonts w:ascii="Times New Roman" w:hAnsi="Times New Roman" w:cs="Times New Roman"/>
-        </w:rPr>
-      </w:pPr>
-      <w:r>
-        <w:rPr>
-          <w:rFonts w:ascii="Times New Roman" w:hAnsi="Times New Roman" w:cs="Times New Roman"/>
-        </w:rPr>
-        <w:t xml:space="preserve">What is the meaning of the horizontal asymptote? </w:t>
-      </w:r>
-    </w:p>
-    <w:p>
-      <w:pPr>
-        <w:rPr>
-          <w:rFonts w:ascii="Times New Roman" w:hAnsi="Times New Roman" w:cs="Times New Roman"/>
-        </w:rPr>
-      </w:pPr>
-    </w:p>
-    <w:p>
-      <w:pPr>
-        <w:rPr>
-          <w:rFonts w:ascii="Times New Roman" w:hAnsi="Times New Roman" w:cs="Times New Roman"/>
-        </w:rPr>
-      </w:pPr>
-    </w:p>
-    <w:p>
-      <w:pPr>
-        <w:rPr>
-          <w:rFonts w:ascii="Times New Roman" w:hAnsi="Times New Roman" w:cs="Times New Roman"/>
-        </w:rPr>
-      </w:pPr>
-    </w:p>
-    <w:p>
-      <w:pPr>
-        <w:rPr>
-          <w:rFonts w:ascii="Times New Roman" w:hAnsi="Times New Roman" w:cs="Times New Roman"/>
-        </w:rPr>
-      </w:pPr>
-    </w:p>
-    <w:p>
-      <w:pPr>
-        <w:rPr>
-          <w:rFonts w:ascii="Times New Roman" w:hAnsi="Times New Roman" w:cs="Times New Roman"/>
-        </w:rPr>
-      </w:pPr>
-    </w:p>
-    <w:p>
-      <w:pPr>
-        <w:pStyle w:val="ListParagraph"/>
-        <w:numPr>
-          <w:ilvl w:val="1"/>
-          <w:numId w:val="12"/>
-        </w:numPr>
-        <w:rPr>
-          <w:rFonts w:ascii="Times New Roman" w:hAnsi="Times New Roman" w:cs="Times New Roman"/>
-        </w:rPr>
-      </w:pPr>
-      <w:r>
-        <w:rPr>
-          <w:rFonts w:ascii="Times New Roman" w:hAnsi="Times New Roman" w:cs="Times New Roman"/>
-        </w:rPr>
-        <w:t>When will the company’s cost be $1</w:t>
-      </w:r>
-      <w:r>
-        <w:rPr>
-          <w:rFonts w:ascii="Times New Roman" w:hAnsi="Times New Roman" w:cs="Times New Roman"/>
-        </w:rPr>
-        <w:t>5</w:t>
-      </w:r>
-      <w:r>
-        <w:rPr>
-          <w:rFonts w:ascii="Times New Roman" w:hAnsi="Times New Roman" w:cs="Times New Roman"/>
-        </w:rPr>
-        <w:t xml:space="preserve">0 million? </w:t>
-      </w:r>
-    </w:p>
-    <w:p>
-      <w:pPr>
-        <w:rPr>
-          <w:rFonts w:ascii="Times New Roman" w:hAnsi="Times New Roman" w:cs="Times New Roman"/>
-          <w:b/>
-          <w:bCs/>
-        </w:rPr>
-      </w:pPr>
-    </w:p>
-    <w:p>
-      <w:pPr>
-        <w:rPr>
-          <w:rFonts w:ascii="Times New Roman" w:hAnsi="Times New Roman" w:cs="Times New Roman"/>
-          <w:b/>
-          <w:bCs/>
-        </w:rPr>
-      </w:pPr>
-    </w:p>
-    <w:p>
-      <w:pPr>
-        <w:rPr>
-          <w:rFonts w:ascii="Times New Roman" w:hAnsi="Times New Roman" w:cs="Times New Roman"/>
-          <w:b/>
-          <w:bCs/>
-        </w:rPr>
-      </w:pPr>
-    </w:p>
-    <w:p>
-      <w:pPr>
-        <w:rPr>
-          <w:rFonts w:ascii="Times New Roman" w:hAnsi="Times New Roman" w:cs="Times New Roman"/>
-          <w:b/>
-          <w:bCs/>
-        </w:rPr>
-      </w:pPr>
-    </w:p>
-    <w:p>
-      <w:pPr>
-        <w:rPr>
-          <w:rFonts w:ascii="Times New Roman" w:hAnsi="Times New Roman" w:cs="Times New Roman"/>
-          <w:b/>
-          <w:bCs/>
-        </w:rPr>
-      </w:pPr>
-    </w:p>
-    <w:p>
-      <w:pPr>
-        <w:rPr>
-          <w:rFonts w:ascii="Times New Roman" w:hAnsi="Times New Roman" w:cs="Times New Roman"/>
-          <w:b/>
-          <w:bCs/>
-        </w:rPr>
-      </w:pPr>
-    </w:p>
-    <w:p>
-      <w:pPr>
-        <w:rPr>
-          <w:rFonts w:ascii="Times New Roman" w:hAnsi="Times New Roman" w:cs="Times New Roman"/>
-          <w:b/>
-          <w:bCs/>
-        </w:rPr>
-      </w:pPr>
-    </w:p>
-    <w:p>
-      <w:pPr>
-        <w:rPr>
-          <w:rFonts w:ascii="Times New Roman" w:hAnsi="Times New Roman" w:cs="Times New Roman"/>
-          <w:b/>
-          <w:bCs/>
-        </w:rPr>
-      </w:pPr>
-    </w:p>
-    <w:p>
-      <w:pPr>
-        <w:rPr>
-          <w:rFonts w:ascii="Times New Roman" w:hAnsi="Times New Roman" w:cs="Times New Roman"/>
-          <w:b/>
-          <w:bCs/>
-        </w:rPr>
-      </w:pPr>
-    </w:p>
-    <w:p>
-      <w:pPr>
-        <w:rPr>
-          <w:rFonts w:ascii="Times New Roman" w:hAnsi="Times New Roman" w:cs="Times New Roman"/>
-          <w:b/>
-          <w:bCs/>
-        </w:rPr>
-      </w:pPr>
-    </w:p>
-    <w:p>
-      <w:pPr>
-        <w:rPr>
-          <w:rFonts w:ascii="Times New Roman" w:hAnsi="Times New Roman" w:cs="Times New Roman"/>
-          <w:b/>
-          <w:bCs/>
-        </w:rPr>
-      </w:pPr>
-    </w:p>
-    <w:p>
-      <w:pPr>
-        <w:rPr>
-          <w:rFonts w:ascii="Times New Roman" w:hAnsi="Times New Roman" w:cs="Times New Roman"/>
-          <w:b/>
-          <w:bCs/>
-        </w:rPr>
-      </w:pPr>
-    </w:p>
-    <w:p>
-      <w:pPr>
-        <w:rPr>
-          <w:rFonts w:ascii="Times New Roman" w:hAnsi="Times New Roman" w:cs="Times New Roman"/>
-          <w:b/>
-          <w:bCs/>
-        </w:rPr>
-      </w:pPr>
-    </w:p>
-    <w:p>
-      <w:pPr>
-        <w:rPr>
-          <w:rFonts w:ascii="Times New Roman" w:hAnsi="Times New Roman" w:cs="Times New Roman"/>
-          <w:b/>
-          <w:bCs/>
-        </w:rPr>
-      </w:pPr>
-    </w:p>
-    <w:p>
-      <w:pPr>
-        <w:rPr>
-          <w:rFonts w:ascii="Times New Roman" w:hAnsi="Times New Roman" w:cs="Times New Roman"/>
-          <w:b/>
-          <w:bCs/>
-        </w:rPr>
-      </w:pPr>
-    </w:p>
-    <w:p>
-      <w:pPr>
-        <w:rPr>
-          <w:rFonts w:ascii="Times New Roman" w:hAnsi="Times New Roman" w:cs="Times New Roman"/>
-          <w:b/>
-          <w:bCs/>
-        </w:rPr>
-      </w:pPr>
-    </w:p>
-    <w:p>
-      <w:pPr>
-        <w:rPr>
-          <w:rFonts w:ascii="Times New Roman" w:hAnsi="Times New Roman" w:cs="Times New Roman"/>
-          <w:b/>
-          <w:bCs/>
-        </w:rPr>
-      </w:pPr>
-    </w:p>
-    <w:p>
-      <w:pPr>
-        <w:rPr>
-          <w:rFonts w:ascii="Times New Roman" w:hAnsi="Times New Roman" w:cs="Times New Roman"/>
-          <w:b/>
-          <w:bCs/>
-        </w:rPr>
-      </w:pPr>
-    </w:p>
-    <w:p>
-      <w:pPr>
-        <w:rPr>
-          <w:rFonts w:ascii="Times New Roman" w:hAnsi="Times New Roman" w:cs="Times New Roman"/>
-          <w:b/>
-          <w:bCs/>
-        </w:rPr>
-      </w:pPr>
-    </w:p>
-    <w:p>
-      <w:pPr>
-        <w:rPr>
-          <w:rFonts w:ascii="Times New Roman" w:hAnsi="Times New Roman" w:cs="Times New Roman"/>
-          <w:b/>
-          <w:bCs/>
-        </w:rPr>
-      </w:pPr>
-    </w:p>
-    <w:p>
-      <w:pPr>
-        <w:rPr>
-          <w:rFonts w:ascii="Times New Roman" w:hAnsi="Times New Roman" w:cs="Times New Roman"/>
-          <w:b/>
-          <w:bCs/>
-        </w:rPr>
-      </w:pPr>
-    </w:p>
-    <w:p>
-      <w:pPr>
-        <w:rPr>
-          <w:rFonts w:ascii="Times New Roman" w:hAnsi="Times New Roman" w:cs="Times New Roman"/>
-          <w:b/>
-          <w:bCs/>
-        </w:rPr>
-      </w:pPr>
-    </w:p>
-    <w:p>
-      <w:pPr>
-        <w:rPr>
-          <w:rFonts w:ascii="Times New Roman" w:hAnsi="Times New Roman" w:cs="Times New Roman"/>
-          <w:b/>
-          <w:bCs/>
-        </w:rPr>
-      </w:pPr>
-    </w:p>
-    <w:p>
-      <w:pPr>
-        <w:rPr>
-          <w:rFonts w:ascii="Times New Roman" w:hAnsi="Times New Roman" w:cs="Times New Roman"/>
-          <w:b/>
-          <w:bCs/>
-        </w:rPr>
-      </w:pPr>
-    </w:p>
-    <w:p>
-      <w:pPr>
-        <w:rPr>
-          <w:rFonts w:ascii="Times New Roman" w:hAnsi="Times New Roman" w:cs="Times New Roman"/>
-          <w:b/>
-          <w:bCs/>
-        </w:rPr>
-      </w:pPr>
-    </w:p>
-    <w:p>
-      <w:pPr>
-        <w:rPr>
-          <w:rFonts w:ascii="Times New Roman" w:hAnsi="Times New Roman" w:cs="Times New Roman"/>
-          <w:b/>
-          <w:bCs/>
-        </w:rPr>
-      </w:pPr>
-    </w:p>
-    <w:p>
-      <w:pPr>
-        <w:rPr>
-          <w:rFonts w:ascii="Times New Roman" w:hAnsi="Times New Roman" w:cs="Times New Roman"/>
-          <w:b/>
-          <w:bCs/>
-        </w:rPr>
-      </w:pPr>
-      <w:r>
-        <w:rPr>
-          <w:rFonts w:ascii="Times New Roman" w:hAnsi="Times New Roman" w:cs="Times New Roman"/>
-          <w:b/>
-          <w:bCs/>
-        </w:rPr>
-        <w:lastRenderedPageBreak/>
-        <w:t>Interest</w:t>
-      </w:r>
-    </w:p>
-    <w:p>
-      <w:pPr>
-        <w:rPr>
-          <w:rFonts w:ascii="Times New Roman" w:hAnsi="Times New Roman" w:cs="Times New Roman"/>
-          <w:b/>
-          <w:bCs/>
-        </w:rPr>
-      </w:pPr>
-    </w:p>
-    <w:p>
-      <w:pPr>
-        <w:rPr>
-          <w:rFonts w:ascii="Times New Roman" w:hAnsi="Times New Roman" w:cs="Times New Roman"/>
-          <w:b/>
-          <w:bCs/>
-        </w:rPr>
-      </w:pPr>
-    </w:p>
-    <w:p>
-      <w:pPr>
-        <w:rPr>
-          <w:rFonts w:ascii="Times New Roman" w:hAnsi="Times New Roman" w:cs="Times New Roman"/>
-          <w:b/>
-          <w:bCs/>
-        </w:rPr>
-      </w:pPr>
-      <w:r>
-        <w:rPr>
-          <w:rFonts w:ascii="Times New Roman" w:hAnsi="Times New Roman" w:cs="Times New Roman"/>
-          <w:b/>
-          <w:bCs/>
-        </w:rPr>
-        <w:t>Future Value</w:t>
-      </w:r>
-    </w:p>
-    <w:p>
-      <w:pPr>
-        <w:rPr>
-          <w:rFonts w:ascii="Times New Roman" w:hAnsi="Times New Roman" w:cs="Times New Roman"/>
-          <w:b/>
-          <w:bCs/>
-        </w:rPr>
-      </w:pPr>
-    </w:p>
-    <w:p>
-      <w:pPr>
-        <w:rPr>
-          <w:rFonts w:ascii="Times New Roman" w:hAnsi="Times New Roman" w:cs="Times New Roman"/>
-          <w:b/>
-          <w:bCs/>
-        </w:rPr>
-      </w:pPr>
-    </w:p>
-    <w:p>
-      <w:pPr>
-        <w:rPr>
-          <w:rFonts w:ascii="Times New Roman" w:hAnsi="Times New Roman" w:cs="Times New Roman"/>
-          <w:b/>
-          <w:bCs/>
-        </w:rPr>
-      </w:pPr>
-      <w:r>
-        <w:rPr>
-          <w:rFonts w:ascii="Times New Roman" w:hAnsi="Times New Roman" w:cs="Times New Roman"/>
-          <w:b/>
-          <w:bCs/>
-        </w:rPr>
-        <w:t>Present Value</w:t>
-      </w:r>
-    </w:p>
-    <w:p>
-      <w:pPr>
-        <w:rPr>
-          <w:rFonts w:ascii="Times New Roman" w:hAnsi="Times New Roman" w:cs="Times New Roman"/>
-        </w:rPr>
-      </w:pPr>
-    </w:p>
-    <w:p>
-      <w:pPr>
-        <w:rPr>
-          <w:rFonts w:ascii="Times New Roman" w:hAnsi="Times New Roman" w:cs="Times New Roman"/>
-        </w:rPr>
-      </w:pPr>
-    </w:p>
-    <w:p>
-      <w:pPr>
-        <w:rPr>
-          <w:rFonts w:ascii="Times New Roman" w:hAnsi="Times New Roman" w:cs="Times New Roman"/>
-          <w:b/>
-          <w:bCs/>
-        </w:rPr>
-      </w:pPr>
-      <w:r>
-        <w:rPr>
-          <w:rFonts w:ascii="Times New Roman" w:hAnsi="Times New Roman" w:cs="Times New Roman"/>
-          <w:b/>
-          <w:bCs/>
-        </w:rPr>
-        <w:t xml:space="preserve">Compound Interest </w:t>
-      </w:r>
-    </w:p>
-    <w:p>
-      <w:pPr>
-        <w:rPr>
-          <w:rFonts w:ascii="Times New Roman" w:hAnsi="Times New Roman" w:cs="Times New Roman"/>
-          <w:b/>
-          <w:bCs/>
-        </w:rPr>
-      </w:pPr>
-    </w:p>
-    <w:p>
-      <w:pPr>
-        <w:rPr>
-          <w:rFonts w:ascii="Times New Roman" w:hAnsi="Times New Roman" w:cs="Times New Roman"/>
-        </w:rPr>
-      </w:pPr>
-    </w:p>
-    <w:p>
-      <w:pPr>
-        <w:rPr>
-          <w:rFonts w:ascii="Times New Roman" w:hAnsi="Times New Roman" w:cs="Times New Roman"/>
-        </w:rPr>
-      </w:pPr>
-    </w:p>
-    <w:p>
-      <w:pPr>
-        <w:rPr>
-          <w:rFonts w:ascii="Times New Roman" w:hAnsi="Times New Roman" w:cs="Times New Roman"/>
-        </w:rPr>
-      </w:pPr>
-    </w:p>
-    <w:p>
-      <w:pPr>
-        <w:rPr>
-          <w:rFonts w:ascii="Times New Roman" w:hAnsi="Times New Roman" w:cs="Times New Roman"/>
-        </w:rPr>
-      </w:pPr>
-      <w:r>
-        <w:rPr>
-          <w:rFonts w:ascii="Times New Roman" w:hAnsi="Times New Roman" w:cs="Times New Roman"/>
-          <w:b/>
-          <w:bCs/>
-        </w:rPr>
-        <w:t xml:space="preserve">Example </w:t>
-      </w:r>
-      <w:r>
-        <w:rPr>
-          <w:rFonts w:ascii="Times New Roman" w:hAnsi="Times New Roman" w:cs="Times New Roman"/>
-          <w:b/>
-          <w:bCs/>
-        </w:rPr>
-        <w:t>5</w:t>
-      </w:r>
-      <w:r>
-        <w:rPr>
-          <w:rFonts w:ascii="Times New Roman" w:hAnsi="Times New Roman" w:cs="Times New Roman"/>
-          <w:b/>
-          <w:bCs/>
-        </w:rPr>
-        <w:t xml:space="preserve">: </w:t>
-      </w:r>
-      <w:r>
-        <w:rPr>
-          <w:rFonts w:ascii="Times New Roman" w:hAnsi="Times New Roman" w:cs="Times New Roman"/>
-        </w:rPr>
-        <w:t>You place $5,000 in a certificate of deposit (CD) with a 3% interest rate for 18 months. Find the value of the CD at the different compounding periods</w:t>
-      </w:r>
-      <w:r>
-        <w:rPr>
-          <w:rFonts w:ascii="Times New Roman" w:hAnsi="Times New Roman" w:cs="Times New Roman"/>
-        </w:rPr>
-        <w:t xml:space="preserve">. Then find the interest earned. </w:t>
-      </w:r>
-    </w:p>
-    <w:p>
-      <w:pPr>
-        <w:pStyle w:val="ListParagraph"/>
-        <w:numPr>
-          <w:ilvl w:val="0"/>
-          <w:numId w:val="5"/>
-        </w:numPr>
-        <w:rPr>
-          <w:rFonts w:ascii="Times New Roman" w:hAnsi="Times New Roman" w:cs="Times New Roman"/>
-        </w:rPr>
-      </w:pPr>
-      <w:r>
-        <w:rPr>
-          <w:rFonts w:ascii="Times New Roman" w:hAnsi="Times New Roman" w:cs="Times New Roman"/>
-        </w:rPr>
-        <w:t>Annually</w:t>
-      </w:r>
-    </w:p>
-    <w:p>
-      <w:pPr>
-        <w:rPr>
-          <w:rFonts w:ascii="Times New Roman" w:hAnsi="Times New Roman" w:cs="Times New Roman"/>
-        </w:rPr>
-      </w:pPr>
-    </w:p>
-    <w:p>
-      <w:pPr>
-        <w:rPr>
-          <w:rFonts w:ascii="Times New Roman" w:hAnsi="Times New Roman" w:cs="Times New Roman"/>
-        </w:rPr>
-      </w:pPr>
-    </w:p>
-    <w:p>
-      <w:pPr>
-        <w:rPr>
-          <w:rFonts w:ascii="Times New Roman" w:hAnsi="Times New Roman" w:cs="Times New Roman"/>
-        </w:rPr>
-      </w:pPr>
-    </w:p>
-    <w:p>
-      <w:pPr>
-        <w:rPr>
-          <w:rFonts w:ascii="Times New Roman" w:hAnsi="Times New Roman" w:cs="Times New Roman"/>
-        </w:rPr>
-      </w:pPr>
-    </w:p>
-    <w:p>
-      <w:pPr>
-        <w:pStyle w:val="ListParagraph"/>
-        <w:numPr>
-          <w:ilvl w:val="0"/>
-          <w:numId w:val="5"/>
-        </w:numPr>
-        <w:rPr>
-          <w:rFonts w:ascii="Times New Roman" w:hAnsi="Times New Roman" w:cs="Times New Roman"/>
-        </w:rPr>
-      </w:pPr>
-      <w:r>
-        <w:rPr>
-          <w:rFonts w:ascii="Times New Roman" w:hAnsi="Times New Roman" w:cs="Times New Roman"/>
-        </w:rPr>
-        <w:t>Semiannually</w:t>
-      </w:r>
-    </w:p>
-    <w:p>
-      <w:pPr>
-        <w:rPr>
-          <w:rFonts w:ascii="Times New Roman" w:hAnsi="Times New Roman" w:cs="Times New Roman"/>
-        </w:rPr>
-      </w:pPr>
-    </w:p>
-    <w:p>
-      <w:pPr>
-        <w:rPr>
-          <w:rFonts w:ascii="Times New Roman" w:hAnsi="Times New Roman" w:cs="Times New Roman"/>
-        </w:rPr>
-      </w:pPr>
-    </w:p>
-    <w:p>
-      <w:pPr>
-        <w:rPr>
-          <w:rFonts w:ascii="Times New Roman" w:hAnsi="Times New Roman" w:cs="Times New Roman"/>
-        </w:rPr>
-      </w:pPr>
-    </w:p>
-    <w:p>
-      <w:pPr>
-        <w:rPr>
-          <w:rFonts w:ascii="Times New Roman" w:hAnsi="Times New Roman" w:cs="Times New Roman"/>
-        </w:rPr>
-      </w:pPr>
-    </w:p>
-    <w:p>
-      <w:pPr>
-        <w:pStyle w:val="ListParagraph"/>
-        <w:numPr>
-          <w:ilvl w:val="0"/>
-          <w:numId w:val="5"/>
-        </w:numPr>
-        <w:rPr>
-          <w:rFonts w:ascii="Times New Roman" w:hAnsi="Times New Roman" w:cs="Times New Roman"/>
-        </w:rPr>
-      </w:pPr>
-      <w:r>
-        <w:rPr>
-          <w:rFonts w:ascii="Times New Roman" w:hAnsi="Times New Roman" w:cs="Times New Roman"/>
-        </w:rPr>
-        <w:t>Quarterly</w:t>
-      </w:r>
-    </w:p>
-    <w:p>
-      <w:pPr>
-        <w:rPr>
-          <w:rFonts w:ascii="Times New Roman" w:hAnsi="Times New Roman" w:cs="Times New Roman"/>
-        </w:rPr>
-      </w:pPr>
-    </w:p>
-    <w:p>
-      <w:pPr>
-        <w:rPr>
-          <w:rFonts w:ascii="Times New Roman" w:hAnsi="Times New Roman" w:cs="Times New Roman"/>
-        </w:rPr>
-      </w:pPr>
-    </w:p>
-    <w:p>
-      <w:pPr>
-        <w:rPr>
-          <w:rFonts w:ascii="Times New Roman" w:hAnsi="Times New Roman" w:cs="Times New Roman"/>
-        </w:rPr>
-      </w:pPr>
-    </w:p>
-    <w:p>
-      <w:pPr>
-        <w:rPr>
-          <w:rFonts w:ascii="Times New Roman" w:hAnsi="Times New Roman" w:cs="Times New Roman"/>
-        </w:rPr>
-      </w:pPr>
-    </w:p>
-    <w:p>
-      <w:pPr>
-        <w:pStyle w:val="ListParagraph"/>
-        <w:numPr>
-          <w:ilvl w:val="0"/>
-          <w:numId w:val="5"/>
-        </w:numPr>
-        <w:rPr>
-          <w:rFonts w:ascii="Times New Roman" w:hAnsi="Times New Roman" w:cs="Times New Roman"/>
-        </w:rPr>
-      </w:pPr>
-      <w:r>
-        <w:rPr>
-          <w:rFonts w:ascii="Times New Roman" w:hAnsi="Times New Roman" w:cs="Times New Roman"/>
-        </w:rPr>
-        <w:t>Monthly</w:t>
-      </w:r>
-    </w:p>
-    <w:p>
-      <w:pPr>
-        <w:rPr>
-          <w:rFonts w:ascii="Times New Roman" w:hAnsi="Times New Roman" w:cs="Times New Roman"/>
-        </w:rPr>
-      </w:pPr>
-    </w:p>
-    <w:p>
-      <w:pPr>
-        <w:rPr>
-          <w:rFonts w:ascii="Times New Roman" w:hAnsi="Times New Roman" w:cs="Times New Roman"/>
-        </w:rPr>
-      </w:pPr>
-    </w:p>
-    <w:p>
-      <w:pPr>
-        <w:rPr>
-          <w:rFonts w:ascii="Times New Roman" w:hAnsi="Times New Roman" w:cs="Times New Roman"/>
-        </w:rPr>
-      </w:pPr>
-    </w:p>
-    <w:p>
-      <w:pPr>
-        <w:rPr>
-          <w:rFonts w:ascii="Times New Roman" w:hAnsi="Times New Roman" w:cs="Times New Roman"/>
-        </w:rPr>
-      </w:pPr>
-    </w:p>
-    <w:p>
-      <w:pPr>
-        <w:pStyle w:val="ListParagraph"/>
-        <w:numPr>
-          <w:ilvl w:val="0"/>
-          <w:numId w:val="5"/>
-        </w:numPr>
-        <w:rPr>
-          <w:rFonts w:ascii="Times New Roman" w:hAnsi="Times New Roman" w:cs="Times New Roman"/>
-        </w:rPr>
-      </w:pPr>
-      <w:r>
-        <w:rPr>
-          <w:rFonts w:ascii="Times New Roman" w:hAnsi="Times New Roman" w:cs="Times New Roman"/>
-        </w:rPr>
-        <w:t xml:space="preserve">Weekly </w:t>
-      </w:r>
-    </w:p>
-    <w:p>
-      <w:pPr>
-        <w:rPr>
-          <w:rFonts w:ascii="Times New Roman" w:hAnsi="Times New Roman" w:cs="Times New Roman"/>
-        </w:rPr>
-      </w:pPr>
-    </w:p>
-    <w:p>
-      <w:pPr>
-        <w:rPr>
-          <w:rFonts w:ascii="Times New Roman" w:hAnsi="Times New Roman" w:cs="Times New Roman"/>
-        </w:rPr>
-      </w:pPr>
-    </w:p>
-    <w:p>
-      <w:pPr>
-        <w:rPr>
-          <w:rFonts w:ascii="Times New Roman" w:hAnsi="Times New Roman" w:cs="Times New Roman"/>
-        </w:rPr>
-      </w:pPr>
-    </w:p>
-    <w:p>
-      <w:pPr>
-        <w:rPr>
-          <w:rFonts w:ascii="Times New Roman" w:hAnsi="Times New Roman" w:cs="Times New Roman"/>
-        </w:rPr>
-      </w:pPr>
-    </w:p>
-    <w:p>
-      <w:pPr>
-        <w:pStyle w:val="ListParagraph"/>
-        <w:numPr>
-          <w:ilvl w:val="0"/>
-          <w:numId w:val="5"/>
-        </w:numPr>
-        <w:rPr>
-          <w:rFonts w:ascii="Times New Roman" w:hAnsi="Times New Roman" w:cs="Times New Roman"/>
-        </w:rPr>
-      </w:pPr>
-      <w:r>
-        <w:rPr>
-          <w:rFonts w:ascii="Times New Roman" w:hAnsi="Times New Roman" w:cs="Times New Roman"/>
-        </w:rPr>
-        <w:t xml:space="preserve">Daily </w:t>
-      </w:r>
-    </w:p>
-    <w:p>
-      <w:pPr>
-        <w:rPr>
-          <w:rFonts w:ascii="Times New Roman" w:hAnsi="Times New Roman" w:cs="Times New Roman"/>
-        </w:rPr>
-      </w:pPr>
-    </w:p>
-    <w:p>
-      <w:pPr>
-        <w:rPr>
-          <w:rFonts w:ascii="Times New Roman" w:hAnsi="Times New Roman" w:cs="Times New Roman"/>
-        </w:rPr>
-      </w:pPr>
-    </w:p>
-    <w:p>
-      <w:pPr>
-        <w:rPr>
-          <w:rFonts w:ascii="Times New Roman" w:hAnsi="Times New Roman" w:cs="Times New Roman"/>
-        </w:rPr>
-      </w:pPr>
-    </w:p>
-    <w:p>
-      <w:pPr>
-        <w:rPr>
-          <w:rFonts w:ascii="Times New Roman" w:hAnsi="Times New Roman" w:cs="Times New Roman"/>
-        </w:rPr>
-      </w:pPr>
-    </w:p>
-    <w:p>
-      <w:pPr>
-        <w:rPr>
-          <w:rFonts w:ascii="Times New Roman" w:hAnsi="Times New Roman" w:cs="Times New Roman"/>
-        </w:rPr>
-      </w:pPr>
-    </w:p>
-    <w:p>
-      <w:pPr>
-        <w:rPr>
-          <w:rFonts w:ascii="Times New Roman" w:hAnsi="Times New Roman" w:cs="Times New Roman"/>
-        </w:rPr>
-      </w:pPr>
-    </w:p>
-    <w:p>
-      <w:pPr>
-        <w:rPr>
-          <w:rFonts w:ascii="Times New Roman" w:hAnsi="Times New Roman" w:cs="Times New Roman"/>
-          <w:b/>
-          <w:bCs/>
-        </w:rPr>
-      </w:pPr>
-      <w:r>
-        <w:rPr>
-          <w:rFonts w:ascii="Times New Roman" w:hAnsi="Times New Roman" w:cs="Times New Roman"/>
-          <w:b/>
-          <w:bCs/>
-        </w:rPr>
-        <w:lastRenderedPageBreak/>
-        <w:t xml:space="preserve">Example </w:t>
-      </w:r>
-      <w:r>
-        <w:rPr>
-          <w:rFonts w:ascii="Times New Roman" w:hAnsi="Times New Roman" w:cs="Times New Roman"/>
-          <w:b/>
-          <w:bCs/>
-        </w:rPr>
-        <w:t>6</w:t>
-      </w:r>
-      <w:r>
-        <w:rPr>
-          <w:rFonts w:ascii="Times New Roman" w:hAnsi="Times New Roman" w:cs="Times New Roman"/>
-          <w:b/>
-          <w:bCs/>
-        </w:rPr>
-        <w:t xml:space="preserve">: </w:t>
+        <w:t xml:space="preserve">How long will it take a company’s $50,000 </w:t>
+      </w:r>
+      <w:r>
+        <w:rPr>
+          <w:rFonts w:ascii="Times New Roman" w:hAnsi="Times New Roman" w:cs="Times New Roman"/>
+        </w:rPr>
+        <w:t>investment</w:t>
       </w:r>
       <w:r>
         <w:rPr>
@@ -2952,13 +2755,19 @@
         <w:rPr>
           <w:rFonts w:ascii="Times New Roman" w:hAnsi="Times New Roman" w:cs="Times New Roman"/>
         </w:rPr>
-        <w:t xml:space="preserve">What amount deposited today at </w:t>
-      </w:r>
-      <w:r>
-        <w:rPr>
-          <w:rFonts w:ascii="Times New Roman" w:hAnsi="Times New Roman" w:cs="Times New Roman"/>
-        </w:rPr>
-        <w:t>2.8% compounded monthly will amount to $6000 in 5 years?</w:t>
+        <w:t xml:space="preserve">to </w:t>
+      </w:r>
+      <w:r>
+        <w:rPr>
+          <w:rFonts w:ascii="Times New Roman" w:hAnsi="Times New Roman" w:cs="Times New Roman"/>
+        </w:rPr>
+        <w:t>triple</w:t>
+      </w:r>
+      <w:r>
+        <w:rPr>
+          <w:rFonts w:ascii="Times New Roman" w:hAnsi="Times New Roman" w:cs="Times New Roman"/>
+        </w:rPr>
+        <w:t xml:space="preserve"> if it is invested in an account offering continuous compounding at 4.9%?</w:t>
       </w:r>
       <w:r>
         <w:rPr>
@@ -2968,1065 +2777,23 @@
         </w:rPr>
         <w:t xml:space="preserve"> </w:t>
       </w:r>
-    </w:p>
-    <w:p>
-      <w:pPr>
-        <w:rPr>
-          <w:rFonts w:ascii="Times New Roman" w:hAnsi="Times New Roman" w:cs="Times New Roman"/>
-          <w:b/>
-          <w:bCs/>
-        </w:rPr>
-      </w:pPr>
-    </w:p>
-    <w:p>
-      <w:pPr>
-        <w:rPr>
-          <w:rFonts w:ascii="Times New Roman" w:hAnsi="Times New Roman" w:cs="Times New Roman"/>
-          <w:b/>
-          <w:bCs/>
-        </w:rPr>
-      </w:pPr>
-    </w:p>
-    <w:p>
-      <w:pPr>
-        <w:rPr>
-          <w:rFonts w:ascii="Times New Roman" w:hAnsi="Times New Roman" w:cs="Times New Roman"/>
-          <w:b/>
-          <w:bCs/>
-        </w:rPr>
-      </w:pPr>
-    </w:p>
-    <w:p>
-      <w:pPr>
-        <w:rPr>
-          <w:rFonts w:ascii="Times New Roman" w:hAnsi="Times New Roman" w:cs="Times New Roman"/>
-          <w:b/>
-          <w:bCs/>
-        </w:rPr>
-      </w:pPr>
-    </w:p>
-    <w:p>
-      <w:pPr>
-        <w:rPr>
-          <w:rFonts w:ascii="Times New Roman" w:hAnsi="Times New Roman" w:cs="Times New Roman"/>
-          <w:b/>
-          <w:bCs/>
-        </w:rPr>
-      </w:pPr>
-    </w:p>
-    <w:p>
-      <w:pPr>
-        <w:rPr>
-          <w:rFonts w:ascii="Times New Roman" w:hAnsi="Times New Roman" w:cs="Times New Roman"/>
-          <w:b/>
-          <w:bCs/>
-        </w:rPr>
-      </w:pPr>
-    </w:p>
-    <w:p>
-      <w:pPr>
-        <w:rPr>
-          <w:rFonts w:ascii="Times New Roman" w:hAnsi="Times New Roman" w:cs="Times New Roman"/>
-          <w:b/>
-          <w:bCs/>
-        </w:rPr>
-      </w:pPr>
-    </w:p>
-    <w:p>
-      <w:pPr>
-        <w:rPr>
-          <w:rFonts w:ascii="Times New Roman" w:hAnsi="Times New Roman" w:cs="Times New Roman"/>
-          <w:b/>
-          <w:bCs/>
-        </w:rPr>
-      </w:pPr>
-    </w:p>
-    <w:p>
-      <w:pPr>
-        <w:rPr>
-          <w:rFonts w:ascii="Times New Roman" w:hAnsi="Times New Roman" w:cs="Times New Roman"/>
-          <w:b/>
-          <w:bCs/>
-        </w:rPr>
-      </w:pPr>
-    </w:p>
-    <w:p>
-      <w:pPr>
-        <w:rPr>
-          <w:rFonts w:ascii="Times New Roman" w:hAnsi="Times New Roman" w:cs="Times New Roman"/>
-          <w:b/>
-          <w:bCs/>
-        </w:rPr>
-      </w:pPr>
-    </w:p>
-    <w:p>
-      <w:pPr>
-        <w:rPr>
-          <w:rFonts w:ascii="Times New Roman" w:hAnsi="Times New Roman" w:cs="Times New Roman"/>
-          <w:b/>
-          <w:bCs/>
-        </w:rPr>
-      </w:pPr>
-    </w:p>
-    <w:p>
-      <w:pPr>
-        <w:rPr>
-          <w:rFonts w:ascii="Times New Roman" w:hAnsi="Times New Roman" w:cs="Times New Roman"/>
-          <w:b/>
-          <w:bCs/>
-        </w:rPr>
-      </w:pPr>
-    </w:p>
-    <w:p>
-      <w:pPr>
-        <w:rPr>
-          <w:rFonts w:ascii="Times New Roman" w:hAnsi="Times New Roman" w:cs="Times New Roman"/>
-          <w:b/>
-          <w:bCs/>
-        </w:rPr>
-      </w:pPr>
-    </w:p>
-    <w:p>
-      <w:pPr>
-        <w:rPr>
-          <w:rFonts w:ascii="Times New Roman" w:hAnsi="Times New Roman" w:cs="Times New Roman"/>
-          <w:b/>
-          <w:bCs/>
-        </w:rPr>
-      </w:pPr>
-      <w:r>
-        <w:rPr>
-          <w:rFonts w:ascii="Times New Roman" w:hAnsi="Times New Roman" w:cs="Times New Roman"/>
-          <w:b/>
-          <w:bCs/>
-        </w:rPr>
-        <w:t xml:space="preserve">Example </w:t>
-      </w:r>
-      <w:r>
-        <w:rPr>
-          <w:rFonts w:ascii="Times New Roman" w:hAnsi="Times New Roman" w:cs="Times New Roman"/>
-          <w:b/>
-          <w:bCs/>
-        </w:rPr>
-        <w:t>7</w:t>
-      </w:r>
-      <w:r>
-        <w:rPr>
-          <w:rFonts w:ascii="Times New Roman" w:hAnsi="Times New Roman" w:cs="Times New Roman"/>
-          <w:b/>
-          <w:bCs/>
-        </w:rPr>
-        <w:t xml:space="preserve">: </w:t>
-      </w:r>
-      <w:r>
-        <w:rPr>
-          <w:rFonts w:ascii="Times New Roman" w:hAnsi="Times New Roman" w:cs="Times New Roman"/>
-        </w:rPr>
-        <w:t xml:space="preserve">You want to buy your first car upon graduation. You would like to have $4,000 as a down payment. </w:t>
-      </w:r>
-      <w:r>
-        <w:rPr>
-          <w:rFonts w:ascii="Times New Roman" w:hAnsi="Times New Roman" w:cs="Times New Roman"/>
+      <w:r>
+        <w:rPr>
+          <w:rFonts w:ascii="Times New Roman" w:hAnsi="Times New Roman" w:cs="Times New Roman"/>
+          <w:b/>
+          <w:bCs/>
         </w:rPr>
         <w:t xml:space="preserve"> </w:t>
       </w:r>
-      <w:r>
-        <w:rPr>
-          <w:rFonts w:ascii="Times New Roman" w:hAnsi="Times New Roman" w:cs="Times New Roman"/>
-        </w:rPr>
-        <w:t>Find the interest rate, with quarterly compounding, that will allow you to grow $2,500 to $4,000 in four years.</w:t>
-      </w:r>
-      <w:r>
-        <w:rPr>
-          <w:rFonts w:ascii="Times New Roman" w:hAnsi="Times New Roman" w:cs="Times New Roman"/>
-          <w:b/>
-          <w:bCs/>
-        </w:rPr>
-        <w:t xml:space="preserve"> </w:t>
-      </w:r>
-    </w:p>
-    <w:p>
-      <w:pPr>
-        <w:rPr>
-          <w:rFonts w:ascii="Times New Roman" w:hAnsi="Times New Roman" w:cs="Times New Roman"/>
-          <w:b/>
-          <w:bCs/>
-        </w:rPr>
-      </w:pPr>
-    </w:p>
-    <w:p>
-      <w:pPr>
-        <w:rPr>
-          <w:rFonts w:ascii="Times New Roman" w:hAnsi="Times New Roman" w:cs="Times New Roman"/>
-          <w:b/>
-          <w:bCs/>
-        </w:rPr>
-      </w:pPr>
-    </w:p>
-    <w:p>
-      <w:pPr>
-        <w:rPr>
-          <w:rFonts w:ascii="Times New Roman" w:hAnsi="Times New Roman" w:cs="Times New Roman"/>
-          <w:b/>
-          <w:bCs/>
-        </w:rPr>
-      </w:pPr>
-    </w:p>
-    <w:p>
-      <w:pPr>
-        <w:rPr>
-          <w:rFonts w:ascii="Times New Roman" w:hAnsi="Times New Roman" w:cs="Times New Roman"/>
-          <w:b/>
-          <w:bCs/>
-        </w:rPr>
-      </w:pPr>
-    </w:p>
-    <w:p>
-      <w:pPr>
-        <w:rPr>
-          <w:rFonts w:ascii="Times New Roman" w:hAnsi="Times New Roman" w:cs="Times New Roman"/>
-          <w:b/>
-          <w:bCs/>
-        </w:rPr>
-      </w:pPr>
-    </w:p>
-    <w:p>
-      <w:pPr>
-        <w:rPr>
-          <w:rFonts w:ascii="Times New Roman" w:hAnsi="Times New Roman" w:cs="Times New Roman"/>
-          <w:b/>
-          <w:bCs/>
-        </w:rPr>
-      </w:pPr>
-    </w:p>
-    <w:p>
-      <w:pPr>
-        <w:rPr>
-          <w:rFonts w:ascii="Times New Roman" w:hAnsi="Times New Roman" w:cs="Times New Roman"/>
-          <w:b/>
-          <w:bCs/>
-        </w:rPr>
-      </w:pPr>
-    </w:p>
-    <w:p>
-      <w:pPr>
-        <w:rPr>
-          <w:rFonts w:ascii="Times New Roman" w:hAnsi="Times New Roman" w:cs="Times New Roman"/>
-          <w:b/>
-          <w:bCs/>
-        </w:rPr>
-      </w:pPr>
-    </w:p>
-    <w:p>
-      <w:pPr>
-        <w:rPr>
-          <w:rFonts w:ascii="Times New Roman" w:hAnsi="Times New Roman" w:cs="Times New Roman"/>
-          <w:b/>
-          <w:bCs/>
-        </w:rPr>
-      </w:pPr>
-    </w:p>
-    <w:p>
-      <w:pPr>
-        <w:rPr>
-          <w:rFonts w:ascii="Times New Roman" w:hAnsi="Times New Roman" w:cs="Times New Roman"/>
-          <w:b/>
-          <w:bCs/>
-        </w:rPr>
-      </w:pPr>
-    </w:p>
-    <w:p>
-      <w:pPr>
-        <w:rPr>
-          <w:rFonts w:ascii="Times New Roman" w:hAnsi="Times New Roman" w:cs="Times New Roman"/>
-          <w:b/>
-          <w:bCs/>
-        </w:rPr>
-      </w:pPr>
-    </w:p>
-    <w:p>
-      <w:pPr>
-        <w:rPr>
-          <w:rFonts w:ascii="Times New Roman" w:hAnsi="Times New Roman" w:cs="Times New Roman"/>
-          <w:b/>
-          <w:bCs/>
-        </w:rPr>
-      </w:pPr>
-    </w:p>
-    <w:p>
-      <w:pPr>
-        <w:rPr>
-          <w:rFonts w:ascii="Times New Roman" w:hAnsi="Times New Roman" w:cs="Times New Roman"/>
-          <w:b/>
-          <w:bCs/>
-        </w:rPr>
-      </w:pPr>
-    </w:p>
-    <w:p>
-      <w:pPr>
-        <w:rPr>
-          <w:rFonts w:ascii="Times New Roman" w:hAnsi="Times New Roman" w:cs="Times New Roman"/>
-          <w:b/>
-          <w:bCs/>
-        </w:rPr>
-      </w:pPr>
-      <w:r>
-        <w:rPr>
-          <w:rFonts w:ascii="Times New Roman" w:hAnsi="Times New Roman" w:cs="Times New Roman"/>
-          <w:b/>
-          <w:bCs/>
-        </w:rPr>
-        <w:t xml:space="preserve">Example </w:t>
-      </w:r>
-      <w:r>
-        <w:rPr>
-          <w:rFonts w:ascii="Times New Roman" w:hAnsi="Times New Roman" w:cs="Times New Roman"/>
-          <w:b/>
-          <w:bCs/>
-        </w:rPr>
-        <w:t>8</w:t>
-      </w:r>
-      <w:r>
-        <w:rPr>
-          <w:rFonts w:ascii="Times New Roman" w:hAnsi="Times New Roman" w:cs="Times New Roman"/>
-          <w:b/>
-          <w:bCs/>
-        </w:rPr>
-        <w:t xml:space="preserve">: </w:t>
-      </w:r>
-      <w:r>
-        <w:rPr>
-          <w:rFonts w:ascii="Times New Roman" w:hAnsi="Times New Roman" w:cs="Times New Roman"/>
-        </w:rPr>
-        <w:t>You have $2000 from high school graduation. You place it in a high yield savings account with 4.35% interest</w:t>
-      </w:r>
-      <w:r>
-        <w:rPr>
-          <w:rFonts w:ascii="Times New Roman" w:hAnsi="Times New Roman" w:cs="Times New Roman"/>
-        </w:rPr>
-        <w:t xml:space="preserve"> compounded monthly</w:t>
-      </w:r>
-      <w:r>
-        <w:rPr>
-          <w:rFonts w:ascii="Times New Roman" w:hAnsi="Times New Roman" w:cs="Times New Roman"/>
-        </w:rPr>
-        <w:t xml:space="preserve"> and make no additional deposits</w:t>
-      </w:r>
-      <w:r>
-        <w:rPr>
-          <w:rFonts w:ascii="Times New Roman" w:hAnsi="Times New Roman" w:cs="Times New Roman"/>
-        </w:rPr>
-        <w:t xml:space="preserve">. </w:t>
-      </w:r>
-      <w:r>
-        <w:rPr>
-          <w:rFonts w:ascii="Times New Roman" w:hAnsi="Times New Roman" w:cs="Times New Roman"/>
-        </w:rPr>
-        <w:t xml:space="preserve"> </w:t>
-      </w:r>
-      <w:r>
-        <w:rPr>
-          <w:rFonts w:ascii="Times New Roman" w:hAnsi="Times New Roman" w:cs="Times New Roman"/>
-        </w:rPr>
-        <w:t>How long will it take for your money to double?</w:t>
-      </w:r>
-      <w:r>
-        <w:rPr>
-          <w:rFonts w:ascii="Times New Roman" w:hAnsi="Times New Roman" w:cs="Times New Roman"/>
-          <w:b/>
-          <w:bCs/>
-        </w:rPr>
-        <w:t xml:space="preserve"> </w:t>
-      </w:r>
-    </w:p>
-    <w:p>
-      <w:pPr>
-        <w:rPr>
-          <w:rFonts w:ascii="Times New Roman" w:hAnsi="Times New Roman" w:cs="Times New Roman"/>
-          <w:b/>
-          <w:bCs/>
-        </w:rPr>
-      </w:pPr>
-    </w:p>
-    <w:p>
-      <w:pPr>
-        <w:rPr>
-          <w:rFonts w:ascii="Times New Roman" w:hAnsi="Times New Roman" w:cs="Times New Roman"/>
-          <w:b/>
-          <w:bCs/>
-        </w:rPr>
-      </w:pPr>
-    </w:p>
-    <w:p>
-      <w:pPr>
-        <w:rPr>
-          <w:rFonts w:ascii="Times New Roman" w:hAnsi="Times New Roman" w:cs="Times New Roman"/>
-          <w:b/>
-          <w:bCs/>
-        </w:rPr>
-      </w:pPr>
-    </w:p>
-    <w:p>
-      <w:pPr>
-        <w:rPr>
-          <w:rFonts w:ascii="Times New Roman" w:hAnsi="Times New Roman" w:cs="Times New Roman"/>
-          <w:b/>
-          <w:bCs/>
-        </w:rPr>
-      </w:pPr>
-    </w:p>
-    <w:p>
-      <w:pPr>
-        <w:rPr>
-          <w:rFonts w:ascii="Times New Roman" w:hAnsi="Times New Roman" w:cs="Times New Roman"/>
-          <w:b/>
-          <w:bCs/>
-        </w:rPr>
-      </w:pPr>
-    </w:p>
-    <w:p>
-      <w:pPr>
-        <w:rPr>
-          <w:rFonts w:ascii="Times New Roman" w:hAnsi="Times New Roman" w:cs="Times New Roman"/>
-          <w:b/>
-          <w:bCs/>
-        </w:rPr>
-      </w:pPr>
-    </w:p>
-    <w:p>
-      <w:pPr>
-        <w:rPr>
-          <w:rFonts w:ascii="Times New Roman" w:hAnsi="Times New Roman" w:cs="Times New Roman"/>
-          <w:b/>
-          <w:bCs/>
-        </w:rPr>
-      </w:pPr>
-    </w:p>
-    <w:p>
-      <w:pPr>
-        <w:rPr>
-          <w:rFonts w:ascii="Times New Roman" w:hAnsi="Times New Roman" w:cs="Times New Roman"/>
-          <w:b/>
-          <w:bCs/>
-        </w:rPr>
-      </w:pPr>
-    </w:p>
-    <w:p>
-      <w:pPr>
-        <w:rPr>
-          <w:rFonts w:ascii="Times New Roman" w:hAnsi="Times New Roman" w:cs="Times New Roman"/>
-          <w:b/>
-          <w:bCs/>
-        </w:rPr>
-      </w:pPr>
-    </w:p>
-    <w:p>
-      <w:pPr>
-        <w:rPr>
-          <w:rFonts w:ascii="Times New Roman" w:hAnsi="Times New Roman" w:cs="Times New Roman"/>
-          <w:b/>
-          <w:bCs/>
-        </w:rPr>
-      </w:pPr>
-    </w:p>
-    <w:p>
-      <w:pPr>
-        <w:rPr>
-          <w:rFonts w:ascii="Times New Roman" w:hAnsi="Times New Roman" w:cs="Times New Roman"/>
-          <w:b/>
-          <w:bCs/>
-        </w:rPr>
-      </w:pPr>
-    </w:p>
-    <w:p>
-      <w:pPr>
-        <w:rPr>
-          <w:rFonts w:ascii="Times New Roman" w:hAnsi="Times New Roman" w:cs="Times New Roman"/>
-          <w:b/>
-          <w:bCs/>
-        </w:rPr>
-      </w:pPr>
-    </w:p>
-    <w:p>
-      <w:pPr>
-        <w:rPr>
-          <w:rFonts w:ascii="Times New Roman" w:hAnsi="Times New Roman" w:cs="Times New Roman"/>
-          <w:b/>
-          <w:bCs/>
-        </w:rPr>
-      </w:pPr>
-    </w:p>
-    <w:p>
-      <w:pPr>
-        <w:rPr>
-          <w:rFonts w:ascii="Times New Roman" w:hAnsi="Times New Roman" w:cs="Times New Roman"/>
-          <w:b/>
-          <w:bCs/>
-        </w:rPr>
-      </w:pPr>
-    </w:p>
-    <w:p>
-      <w:pPr>
-        <w:rPr>
-          <w:rFonts w:ascii="Times New Roman" w:hAnsi="Times New Roman" w:cs="Times New Roman"/>
-          <w:b/>
-          <w:bCs/>
-        </w:rPr>
-      </w:pPr>
-    </w:p>
-    <w:p>
-      <w:pPr>
-        <w:rPr>
-          <w:rFonts w:ascii="Times New Roman" w:hAnsi="Times New Roman" w:cs="Times New Roman"/>
-          <w:b/>
-          <w:bCs/>
-        </w:rPr>
-      </w:pPr>
-      <w:r>
-        <w:rPr>
-          <w:rFonts w:ascii="Times New Roman" w:hAnsi="Times New Roman" w:cs="Times New Roman"/>
-          <w:b/>
-          <w:bCs/>
-        </w:rPr>
-        <w:lastRenderedPageBreak/>
-        <w:t xml:space="preserve">Continuously compounding </w:t>
-      </w:r>
-      <w:r>
-        <w:rPr>
-          <w:rFonts w:ascii="Times New Roman" w:hAnsi="Times New Roman" w:cs="Times New Roman"/>
-          <w:b/>
-          <w:bCs/>
-        </w:rPr>
-        <w:t>interest</w:t>
-      </w:r>
-    </w:p>
-    <w:p>
-      <w:pPr>
-        <w:rPr>
-          <w:rFonts w:ascii="Times New Roman" w:hAnsi="Times New Roman" w:cs="Times New Roman"/>
-          <w:b/>
-          <w:bCs/>
-        </w:rPr>
-      </w:pPr>
-    </w:p>
-    <w:p>
-      <w:pPr>
-        <w:rPr>
-          <w:rFonts w:ascii="Times New Roman" w:hAnsi="Times New Roman" w:cs="Times New Roman"/>
-          <w:b/>
-          <w:bCs/>
-        </w:rPr>
-      </w:pPr>
-      <w:r>
-        <w:rPr>
-          <w:rFonts w:ascii="Times New Roman" w:hAnsi="Times New Roman" w:cs="Times New Roman"/>
-          <w:b/>
-          <w:bCs/>
-        </w:rPr>
-        <w:t xml:space="preserve">Example </w:t>
-      </w:r>
-      <w:r>
-        <w:rPr>
-          <w:rFonts w:ascii="Times New Roman" w:hAnsi="Times New Roman" w:cs="Times New Roman"/>
-          <w:b/>
-          <w:bCs/>
-        </w:rPr>
-        <w:t>9</w:t>
-      </w:r>
-      <w:r>
-        <w:rPr>
-          <w:rFonts w:ascii="Times New Roman" w:hAnsi="Times New Roman" w:cs="Times New Roman"/>
-          <w:b/>
-          <w:bCs/>
-        </w:rPr>
-        <w:t xml:space="preserve">: </w:t>
-      </w:r>
-      <w:r>
-        <w:rPr>
-          <w:rFonts w:ascii="Times New Roman" w:hAnsi="Times New Roman" w:cs="Times New Roman"/>
-        </w:rPr>
-        <w:t xml:space="preserve">If you invest $8,000 at an annual interest rate of 1.9% compounded continuously for 3 years, how much will you have at the end of the three years? How much interest did you earn? </w:t>
-      </w:r>
-      <w:r>
-        <w:rPr>
-          <w:rFonts w:ascii="Times New Roman" w:hAnsi="Times New Roman" w:cs="Times New Roman"/>
-          <w:b/>
-          <w:bCs/>
-        </w:rPr>
-        <w:t xml:space="preserve"> </w:t>
-      </w:r>
-    </w:p>
-    <w:p>
-      <w:pPr>
-        <w:rPr>
-          <w:rFonts w:ascii="Times New Roman" w:hAnsi="Times New Roman" w:cs="Times New Roman"/>
-          <w:b/>
-          <w:bCs/>
-          <w:highlight w:val="yellow"/>
-        </w:rPr>
-      </w:pPr>
-    </w:p>
-    <w:p>
-      <w:pPr>
-        <w:rPr>
-          <w:rFonts w:ascii="Times New Roman" w:hAnsi="Times New Roman" w:cs="Times New Roman"/>
-          <w:b/>
-          <w:bCs/>
-          <w:highlight w:val="yellow"/>
-        </w:rPr>
-      </w:pPr>
-    </w:p>
-    <w:p>
-      <w:pPr>
-        <w:rPr>
-          <w:rFonts w:ascii="Times New Roman" w:hAnsi="Times New Roman" w:cs="Times New Roman"/>
-          <w:b/>
-          <w:bCs/>
-          <w:highlight w:val="yellow"/>
-        </w:rPr>
-      </w:pPr>
-    </w:p>
-    <w:p>
-      <w:pPr>
-        <w:rPr>
-          <w:rFonts w:ascii="Times New Roman" w:hAnsi="Times New Roman" w:cs="Times New Roman"/>
-          <w:b/>
-          <w:bCs/>
-          <w:highlight w:val="yellow"/>
-        </w:rPr>
-      </w:pPr>
-    </w:p>
-    <w:p>
-      <w:pPr>
-        <w:rPr>
-          <w:rFonts w:ascii="Times New Roman" w:hAnsi="Times New Roman" w:cs="Times New Roman"/>
-          <w:b/>
-          <w:bCs/>
-          <w:highlight w:val="yellow"/>
-        </w:rPr>
-      </w:pPr>
-    </w:p>
-    <w:p>
-      <w:pPr>
-        <w:rPr>
-          <w:rFonts w:ascii="Times New Roman" w:hAnsi="Times New Roman" w:cs="Times New Roman"/>
-          <w:b/>
-          <w:bCs/>
-          <w:highlight w:val="yellow"/>
-        </w:rPr>
-      </w:pPr>
-    </w:p>
-    <w:p>
-      <w:pPr>
-        <w:rPr>
-          <w:rFonts w:ascii="Times New Roman" w:hAnsi="Times New Roman" w:cs="Times New Roman"/>
-          <w:b/>
-          <w:bCs/>
-          <w:highlight w:val="yellow"/>
-        </w:rPr>
-      </w:pPr>
-    </w:p>
-    <w:p>
-      <w:pPr>
-        <w:rPr>
-          <w:rFonts w:ascii="Times New Roman" w:hAnsi="Times New Roman" w:cs="Times New Roman"/>
-          <w:b/>
-          <w:bCs/>
-          <w:highlight w:val="yellow"/>
-        </w:rPr>
-      </w:pPr>
-    </w:p>
-    <w:p>
-      <w:pPr>
-        <w:rPr>
-          <w:rFonts w:ascii="Times New Roman" w:hAnsi="Times New Roman" w:cs="Times New Roman"/>
-          <w:b/>
-          <w:bCs/>
-          <w:highlight w:val="yellow"/>
-        </w:rPr>
-      </w:pPr>
-    </w:p>
-    <w:p>
-      <w:pPr>
-        <w:rPr>
-          <w:rFonts w:ascii="Times New Roman" w:hAnsi="Times New Roman" w:cs="Times New Roman"/>
-        </w:rPr>
-      </w:pPr>
-      <w:r>
-        <w:rPr>
-          <w:rFonts w:ascii="Times New Roman" w:hAnsi="Times New Roman" w:cs="Times New Roman"/>
-          <w:b/>
-          <w:bCs/>
-        </w:rPr>
-        <w:t>Example 1</w:t>
-      </w:r>
-      <w:r>
-        <w:rPr>
-          <w:rFonts w:ascii="Times New Roman" w:hAnsi="Times New Roman" w:cs="Times New Roman"/>
-          <w:b/>
-          <w:bCs/>
-        </w:rPr>
-        <w:t>0</w:t>
-      </w:r>
-      <w:r>
-        <w:rPr>
-          <w:rFonts w:ascii="Times New Roman" w:hAnsi="Times New Roman" w:cs="Times New Roman"/>
-          <w:b/>
-          <w:bCs/>
-        </w:rPr>
-        <w:t xml:space="preserve">: </w:t>
-      </w:r>
-      <w:r>
-        <w:rPr>
-          <w:rFonts w:ascii="Times New Roman" w:hAnsi="Times New Roman" w:cs="Times New Roman"/>
-        </w:rPr>
-        <w:t xml:space="preserve">You are saving up for a down payment on your first home. You would like </w:t>
-      </w:r>
-      <w:r>
-        <w:rPr>
-          <w:rFonts w:ascii="Times New Roman" w:hAnsi="Times New Roman" w:cs="Times New Roman"/>
-        </w:rPr>
-        <w:t xml:space="preserve">to have </w:t>
-      </w:r>
-      <w:r>
-        <w:rPr>
-          <w:rFonts w:ascii="Times New Roman" w:hAnsi="Times New Roman" w:cs="Times New Roman"/>
-        </w:rPr>
-        <w:t xml:space="preserve">$20,000. You are giving yourself 10 years to get to this amount. You have found an account that offers continuous compounding. What does the interest rate need to be to grow $10,000 to $20,000 over 10 years? </w:t>
-      </w:r>
-    </w:p>
-    <w:p>
-      <w:pPr>
-        <w:rPr>
-          <w:rFonts w:ascii="Times New Roman" w:hAnsi="Times New Roman" w:cs="Times New Roman"/>
-          <w:b/>
-          <w:bCs/>
-          <w:highlight w:val="yellow"/>
-        </w:rPr>
-      </w:pPr>
-    </w:p>
-    <w:p>
-      <w:pPr>
-        <w:rPr>
-          <w:rFonts w:ascii="Times New Roman" w:hAnsi="Times New Roman" w:cs="Times New Roman"/>
-          <w:b/>
-          <w:bCs/>
-          <w:highlight w:val="yellow"/>
-        </w:rPr>
-      </w:pPr>
-    </w:p>
-    <w:p>
-      <w:pPr>
-        <w:rPr>
-          <w:rFonts w:ascii="Times New Roman" w:hAnsi="Times New Roman" w:cs="Times New Roman"/>
-          <w:b/>
-          <w:bCs/>
-          <w:highlight w:val="yellow"/>
-        </w:rPr>
-      </w:pPr>
-    </w:p>
-    <w:p>
-      <w:pPr>
-        <w:rPr>
-          <w:rFonts w:ascii="Times New Roman" w:hAnsi="Times New Roman" w:cs="Times New Roman"/>
-          <w:b/>
-          <w:bCs/>
-          <w:highlight w:val="yellow"/>
-        </w:rPr>
-      </w:pPr>
-    </w:p>
-    <w:p>
-      <w:pPr>
-        <w:rPr>
-          <w:rFonts w:ascii="Times New Roman" w:hAnsi="Times New Roman" w:cs="Times New Roman"/>
-          <w:b/>
-          <w:bCs/>
-          <w:highlight w:val="yellow"/>
-        </w:rPr>
-      </w:pPr>
-    </w:p>
-    <w:p>
-      <w:pPr>
-        <w:rPr>
-          <w:rFonts w:ascii="Times New Roman" w:hAnsi="Times New Roman" w:cs="Times New Roman"/>
-          <w:b/>
-          <w:bCs/>
-          <w:highlight w:val="yellow"/>
-        </w:rPr>
-      </w:pPr>
-    </w:p>
-    <w:p>
-      <w:pPr>
-        <w:rPr>
-          <w:rFonts w:ascii="Times New Roman" w:hAnsi="Times New Roman" w:cs="Times New Roman"/>
-          <w:b/>
-          <w:bCs/>
-          <w:highlight w:val="yellow"/>
-        </w:rPr>
-      </w:pPr>
-    </w:p>
-    <w:p>
-      <w:pPr>
-        <w:rPr>
-          <w:rFonts w:ascii="Times New Roman" w:hAnsi="Times New Roman" w:cs="Times New Roman"/>
-          <w:b/>
-          <w:bCs/>
-          <w:highlight w:val="yellow"/>
-        </w:rPr>
-      </w:pPr>
-    </w:p>
-    <w:p>
-      <w:pPr>
-        <w:rPr>
-          <w:rFonts w:ascii="Times New Roman" w:hAnsi="Times New Roman" w:cs="Times New Roman"/>
-          <w:b/>
-          <w:bCs/>
-          <w:highlight w:val="yellow"/>
-        </w:rPr>
-      </w:pPr>
-    </w:p>
-    <w:p>
-      <w:pPr>
-        <w:rPr>
-          <w:rFonts w:ascii="Times New Roman" w:hAnsi="Times New Roman" w:cs="Times New Roman"/>
-          <w:b/>
-          <w:bCs/>
-          <w:highlight w:val="yellow"/>
-        </w:rPr>
-      </w:pPr>
-    </w:p>
-    <w:p>
-      <w:pPr>
-        <w:rPr>
-          <w:rFonts w:ascii="Times New Roman" w:hAnsi="Times New Roman" w:cs="Times New Roman"/>
-          <w:b/>
-          <w:bCs/>
-          <w:highlight w:val="yellow"/>
-        </w:rPr>
-      </w:pPr>
-    </w:p>
-    <w:p>
-      <w:pPr>
-        <w:rPr>
-          <w:rFonts w:ascii="Times New Roman" w:hAnsi="Times New Roman" w:cs="Times New Roman"/>
-          <w:b/>
-          <w:bCs/>
-          <w:highlight w:val="yellow"/>
-        </w:rPr>
-      </w:pPr>
-    </w:p>
-    <w:p>
-      <w:pPr>
-        <w:rPr>
-          <w:b/>
-          <w:bCs/>
-        </w:rPr>
-      </w:pPr>
-      <w:r>
-        <w:rPr>
-          <w:rFonts w:ascii="Times New Roman" w:hAnsi="Times New Roman" w:cs="Times New Roman"/>
-          <w:b/>
-          <w:bCs/>
-          <w:highlight w:val="yellow"/>
-        </w:rPr>
-        <w:br/>
-      </w:r>
-      <w:r>
-        <w:rPr>
-          <w:rFonts w:ascii="Times New Roman" w:hAnsi="Times New Roman" w:cs="Times New Roman"/>
-          <w:b/>
-          <w:bCs/>
-        </w:rPr>
-        <w:t>Example 1</w:t>
-      </w:r>
-      <w:r>
-        <w:rPr>
-          <w:rFonts w:ascii="Times New Roman" w:hAnsi="Times New Roman" w:cs="Times New Roman"/>
-          <w:b/>
-          <w:bCs/>
-        </w:rPr>
-        <w:t>1</w:t>
-      </w:r>
-      <w:r>
-        <w:rPr>
-          <w:rFonts w:ascii="Times New Roman" w:hAnsi="Times New Roman" w:cs="Times New Roman"/>
-          <w:b/>
-          <w:bCs/>
-        </w:rPr>
-        <w:t xml:space="preserve">: </w:t>
-      </w:r>
-      <w:r>
-        <w:rPr>
-          <w:rFonts w:ascii="Times New Roman" w:hAnsi="Times New Roman" w:cs="Times New Roman"/>
-        </w:rPr>
-        <w:t>Following the birth of their granddaughter, two grandparents want to make an initial investment that will grow to $10,000 by the child’s 20th birthday. Interest is compounded continuously at 6%. What should the initial investment be?</w:t>
-      </w:r>
-      <w:r>
-        <w:rPr>
-          <w:b/>
-          <w:bCs/>
-        </w:rPr>
-        <w:t xml:space="preserve"> </w:t>
-      </w:r>
-    </w:p>
-    <w:p>
-      <w:pPr>
-        <w:rPr>
-          <w:b/>
-          <w:bCs/>
-        </w:rPr>
-      </w:pPr>
-    </w:p>
-    <w:p>
-      <w:pPr>
-        <w:rPr>
-          <w:b/>
-          <w:bCs/>
-        </w:rPr>
-      </w:pPr>
-    </w:p>
-    <w:p>
-      <w:pPr>
-        <w:rPr>
-          <w:b/>
-          <w:bCs/>
-        </w:rPr>
-      </w:pPr>
-    </w:p>
-    <w:p>
-      <w:pPr>
-        <w:rPr>
-          <w:b/>
-          <w:bCs/>
-        </w:rPr>
-      </w:pPr>
-    </w:p>
-    <w:p>
-      <w:pPr>
-        <w:rPr>
-          <w:b/>
-          <w:bCs/>
-        </w:rPr>
-      </w:pPr>
-    </w:p>
-    <w:p>
-      <w:pPr>
-        <w:rPr>
-          <w:b/>
-          <w:bCs/>
-        </w:rPr>
-      </w:pPr>
-    </w:p>
-    <w:p>
-      <w:pPr>
-        <w:rPr>
-          <w:b/>
-          <w:bCs/>
-        </w:rPr>
-      </w:pPr>
-    </w:p>
-    <w:p>
-      <w:pPr>
-        <w:rPr>
-          <w:b/>
-          <w:bCs/>
-        </w:rPr>
-      </w:pPr>
-    </w:p>
-    <w:p>
-      <w:pPr>
-        <w:rPr>
-          <w:rFonts w:ascii="Times New Roman" w:hAnsi="Times New Roman" w:cs="Times New Roman"/>
-          <w:b/>
-          <w:bCs/>
-          <w:highlight w:val="yellow"/>
-        </w:rPr>
-      </w:pPr>
-    </w:p>
-    <w:p>
-      <w:pPr>
-        <w:rPr>
-          <w:rFonts w:ascii="Times New Roman" w:hAnsi="Times New Roman" w:cs="Times New Roman"/>
-          <w:b/>
-          <w:bCs/>
-        </w:rPr>
-      </w:pPr>
-      <w:r>
-        <w:rPr>
-          <w:rFonts w:ascii="Times New Roman" w:hAnsi="Times New Roman" w:cs="Times New Roman"/>
-          <w:b/>
-          <w:bCs/>
-        </w:rPr>
-        <w:t>Example 1</w:t>
-      </w:r>
-      <w:r>
-        <w:rPr>
-          <w:rFonts w:ascii="Times New Roman" w:hAnsi="Times New Roman" w:cs="Times New Roman"/>
-          <w:b/>
-          <w:bCs/>
-        </w:rPr>
-        <w:t>2</w:t>
-      </w:r>
-      <w:r>
-        <w:rPr>
-          <w:rFonts w:ascii="Times New Roman" w:hAnsi="Times New Roman" w:cs="Times New Roman"/>
-          <w:b/>
-          <w:bCs/>
-        </w:rPr>
-        <w:t xml:space="preserve">: </w:t>
-      </w:r>
-      <w:r>
-        <w:rPr>
-          <w:rFonts w:ascii="Times New Roman" w:hAnsi="Times New Roman" w:cs="Times New Roman"/>
-        </w:rPr>
-        <w:t xml:space="preserve">How long will it take a company’s $50,000 </w:t>
-      </w:r>
-      <w:r>
-        <w:rPr>
-          <w:rFonts w:ascii="Times New Roman" w:hAnsi="Times New Roman" w:cs="Times New Roman"/>
-        </w:rPr>
-        <w:t>investment</w:t>
-      </w:r>
-      <w:r>
-        <w:rPr>
-          <w:rFonts w:ascii="Times New Roman" w:hAnsi="Times New Roman" w:cs="Times New Roman"/>
-        </w:rPr>
-        <w:t xml:space="preserve"> </w:t>
-      </w:r>
-      <w:r>
-        <w:rPr>
-          <w:rFonts w:ascii="Times New Roman" w:hAnsi="Times New Roman" w:cs="Times New Roman"/>
-        </w:rPr>
-        <w:t xml:space="preserve">to </w:t>
-      </w:r>
-      <w:r>
-        <w:rPr>
-          <w:rFonts w:ascii="Times New Roman" w:hAnsi="Times New Roman" w:cs="Times New Roman"/>
-        </w:rPr>
-        <w:t>triple</w:t>
-      </w:r>
-      <w:r>
-        <w:rPr>
-          <w:rFonts w:ascii="Times New Roman" w:hAnsi="Times New Roman" w:cs="Times New Roman"/>
-        </w:rPr>
-        <w:t xml:space="preserve"> if it is invested in an account offering continuous compounding at 4.9%?</w:t>
-      </w:r>
-      <w:r>
-        <w:rPr>
-          <w:rFonts w:ascii="Times New Roman" w:hAnsi="Times New Roman" w:cs="Times New Roman"/>
-          <w:b/>
-          <w:bCs/>
-        </w:rPr>
-        <w:t xml:space="preserve"> </w:t>
-      </w:r>
-      <w:r>
-        <w:rPr>
-          <w:rFonts w:ascii="Times New Roman" w:hAnsi="Times New Roman" w:cs="Times New Roman"/>
-          <w:b/>
-          <w:bCs/>
-        </w:rPr>
-        <w:t xml:space="preserve"> </w:t>
-      </w:r>
+    </w:p>
+    <w:p>
+      <w:pPr>
+        <w:rPr>
+          <w:rFonts w:ascii="Times New Roman" w:hAnsi="Times New Roman" w:cs="Times New Roman"/>
+          <w:b/>
+          <w:bCs/>
+        </w:rPr>
+      </w:pPr>
     </w:p>
     <w:sectPr>
       <w:pgSz w:w="12240" w:h="15840"/>
@@ -4487,6 +3254,95 @@
     </w:lvl>
   </w:abstractNum>
   <w:abstractNum w:abstractNumId="5" w15:restartNumberingAfterBreak="0">
+    <w:nsid w:val="211718D4"/>
+    <w:multiLevelType w:val="hybridMultilevel"/>
+    <w:tmpl w:val="420E81A4"/>
+    <w:lvl w:ilvl="0" w:tplc="04090019">
+      <w:start w:val="1"/>
+      <w:numFmt w:val="lowerLetter"/>
+      <w:lvlText w:val="%1."/>
+      <w:lvlJc w:val="left"/>
+      <w:pPr>
+        <w:ind w:left="720" w:hanging="360"/>
+      </w:pPr>
+      <w:rPr>
+        <w:rFonts w:hint="default"/>
+      </w:rPr>
+    </w:lvl>
+    <w:lvl w:ilvl="1" w:tplc="04090019" w:tentative="1">
+      <w:start w:val="1"/>
+      <w:numFmt w:val="lowerLetter"/>
+      <w:lvlText w:val="%2."/>
+      <w:lvlJc w:val="left"/>
+      <w:pPr>
+        <w:ind w:left="1440" w:hanging="360"/>
+      </w:pPr>
+    </w:lvl>
+    <w:lvl w:ilvl="2" w:tplc="0409001B" w:tentative="1">
+      <w:start w:val="1"/>
+      <w:numFmt w:val="lowerRoman"/>
+      <w:lvlText w:val="%3."/>
+      <w:lvlJc w:val="right"/>
+      <w:pPr>
+        <w:ind w:left="2160" w:hanging="180"/>
+      </w:pPr>
+    </w:lvl>
+    <w:lvl w:ilvl="3" w:tplc="0409000F" w:tentative="1">
+      <w:start w:val="1"/>
+      <w:numFmt w:val="decimal"/>
+      <w:lvlText w:val="%4."/>
+      <w:lvlJc w:val="left"/>
+      <w:pPr>
+        <w:ind w:left="2880" w:hanging="360"/>
+      </w:pPr>
+    </w:lvl>
+    <w:lvl w:ilvl="4" w:tplc="04090019" w:tentative="1">
+      <w:start w:val="1"/>
+      <w:numFmt w:val="lowerLetter"/>
+      <w:lvlText w:val="%5."/>
+      <w:lvlJc w:val="left"/>
+      <w:pPr>
+        <w:ind w:left="3600" w:hanging="360"/>
+      </w:pPr>
+    </w:lvl>
+    <w:lvl w:ilvl="5" w:tplc="0409001B" w:tentative="1">
+      <w:start w:val="1"/>
+      <w:numFmt w:val="lowerRoman"/>
+      <w:lvlText w:val="%6."/>
+      <w:lvlJc w:val="right"/>
+      <w:pPr>
+        <w:ind w:left="4320" w:hanging="180"/>
+      </w:pPr>
+    </w:lvl>
+    <w:lvl w:ilvl="6" w:tplc="0409000F" w:tentative="1">
+      <w:start w:val="1"/>
+      <w:numFmt w:val="decimal"/>
+      <w:lvlText w:val="%7."/>
+      <w:lvlJc w:val="left"/>
+      <w:pPr>
+        <w:ind w:left="5040" w:hanging="360"/>
+      </w:pPr>
+    </w:lvl>
+    <w:lvl w:ilvl="7" w:tplc="04090019" w:tentative="1">
+      <w:start w:val="1"/>
+      <w:numFmt w:val="lowerLetter"/>
+      <w:lvlText w:val="%8."/>
+      <w:lvlJc w:val="left"/>
+      <w:pPr>
+        <w:ind w:left="5760" w:hanging="360"/>
+      </w:pPr>
+    </w:lvl>
+    <w:lvl w:ilvl="8" w:tplc="0409001B" w:tentative="1">
+      <w:start w:val="1"/>
+      <w:numFmt w:val="lowerRoman"/>
+      <w:lvlText w:val="%9."/>
+      <w:lvlJc w:val="right"/>
+      <w:pPr>
+        <w:ind w:left="6480" w:hanging="180"/>
+      </w:pPr>
+    </w:lvl>
+  </w:abstractNum>
+  <w:abstractNum w:abstractNumId="6" w15:restartNumberingAfterBreak="0">
     <w:nsid w:val="26B11AA3"/>
     <w:multiLevelType w:val="hybridMultilevel"/>
     <w:tmpl w:val="C32E50FE"/>
@@ -4575,7 +3431,7 @@
       </w:pPr>
     </w:lvl>
   </w:abstractNum>
-  <w:abstractNum w:abstractNumId="6" w15:restartNumberingAfterBreak="0">
+  <w:abstractNum w:abstractNumId="7" w15:restartNumberingAfterBreak="0">
     <w:nsid w:val="2CD35460"/>
     <w:multiLevelType w:val="hybridMultilevel"/>
     <w:tmpl w:val="5AAC035E"/>
@@ -4664,7 +3520,7 @@
       </w:pPr>
     </w:lvl>
   </w:abstractNum>
-  <w:abstractNum w:abstractNumId="7" w15:restartNumberingAfterBreak="0">
+  <w:abstractNum w:abstractNumId="8" w15:restartNumberingAfterBreak="0">
     <w:nsid w:val="3372626B"/>
     <w:multiLevelType w:val="hybridMultilevel"/>
     <w:tmpl w:val="46A21B4C"/>
@@ -4753,7 +3609,7 @@
       </w:pPr>
     </w:lvl>
   </w:abstractNum>
-  <w:abstractNum w:abstractNumId="8" w15:restartNumberingAfterBreak="0">
+  <w:abstractNum w:abstractNumId="9" w15:restartNumberingAfterBreak="0">
     <w:nsid w:val="47FD066B"/>
     <w:multiLevelType w:val="hybridMultilevel"/>
     <w:tmpl w:val="A9AA8186"/>
@@ -4842,7 +3698,7 @@
       </w:pPr>
     </w:lvl>
   </w:abstractNum>
-  <w:abstractNum w:abstractNumId="9" w15:restartNumberingAfterBreak="0">
+  <w:abstractNum w:abstractNumId="10" w15:restartNumberingAfterBreak="0">
     <w:nsid w:val="539D784E"/>
     <w:multiLevelType w:val="hybridMultilevel"/>
     <w:tmpl w:val="113CB262"/>
@@ -4931,7 +3787,7 @@
       </w:pPr>
     </w:lvl>
   </w:abstractNum>
-  <w:abstractNum w:abstractNumId="10" w15:restartNumberingAfterBreak="0">
+  <w:abstractNum w:abstractNumId="11" w15:restartNumberingAfterBreak="0">
     <w:nsid w:val="569A0C08"/>
     <w:multiLevelType w:val="hybridMultilevel"/>
     <w:tmpl w:val="C7AEF73E"/>
@@ -5020,7 +3876,7 @@
       </w:pPr>
     </w:lvl>
   </w:abstractNum>
-  <w:abstractNum w:abstractNumId="11" w15:restartNumberingAfterBreak="0">
+  <w:abstractNum w:abstractNumId="12" w15:restartNumberingAfterBreak="0">
     <w:nsid w:val="75022358"/>
     <w:multiLevelType w:val="hybridMultilevel"/>
     <w:tmpl w:val="7AE2B374"/>
@@ -5109,7 +3965,7 @@
       </w:pPr>
     </w:lvl>
   </w:abstractNum>
-  <w:abstractNum w:abstractNumId="12" w15:restartNumberingAfterBreak="0">
+  <w:abstractNum w:abstractNumId="13" w15:restartNumberingAfterBreak="0">
     <w:nsid w:val="7AB4160A"/>
     <w:multiLevelType w:val="hybridMultilevel"/>
     <w:tmpl w:val="87BC96A2"/>
@@ -5202,28 +4058,28 @@
     <w:abstractNumId w:val="4"/>
   </w:num>
   <w:num w:numId="2" w16cid:durableId="284702513">
-    <w:abstractNumId w:val="11"/>
+    <w:abstractNumId w:val="12"/>
   </w:num>
   <w:num w:numId="3" w16cid:durableId="1288394576">
-    <w:abstractNumId w:val="5"/>
+    <w:abstractNumId w:val="6"/>
   </w:num>
   <w:num w:numId="4" w16cid:durableId="1734040840">
-    <w:abstractNumId w:val="12"/>
+    <w:abstractNumId w:val="13"/>
   </w:num>
   <w:num w:numId="5" w16cid:durableId="841235593">
-    <w:abstractNumId w:val="9"/>
+    <w:abstractNumId w:val="10"/>
   </w:num>
   <w:num w:numId="6" w16cid:durableId="252010985">
-    <w:abstractNumId w:val="10"/>
+    <w:abstractNumId w:val="11"/>
   </w:num>
   <w:num w:numId="7" w16cid:durableId="2069453650">
     <w:abstractNumId w:val="1"/>
   </w:num>
   <w:num w:numId="8" w16cid:durableId="2044204861">
-    <w:abstractNumId w:val="6"/>
+    <w:abstractNumId w:val="7"/>
   </w:num>
   <w:num w:numId="9" w16cid:durableId="1441952396">
-    <w:abstractNumId w:val="8"/>
+    <w:abstractNumId w:val="9"/>
   </w:num>
   <w:num w:numId="10" w16cid:durableId="2004239063">
     <w:abstractNumId w:val="0"/>
@@ -5232,10 +4088,13 @@
     <w:abstractNumId w:val="3"/>
   </w:num>
   <w:num w:numId="12" w16cid:durableId="1179465802">
-    <w:abstractNumId w:val="7"/>
+    <w:abstractNumId w:val="8"/>
   </w:num>
   <w:num w:numId="13" w16cid:durableId="515118622">
     <w:abstractNumId w:val="2"/>
+  </w:num>
+  <w:num w:numId="14" w16cid:durableId="301546780">
+    <w:abstractNumId w:val="5"/>
   </w:num>
 </w:numbering>
 </file>
@@ -5640,6 +4499,7 @@
   <w:style w:type="character" w:default="1" w:styleId="DefaultParagraphFont">
     <w:name w:val="Default Paragraph Font"/>
     <w:uiPriority w:val="1"/>
+    <w:semiHidden/>
     <w:unhideWhenUsed/>
   </w:style>
   <w:style w:type="table" w:default="1" w:styleId="TableNormal">
